--- a/services/drawing-similarity-api/docs/onboarding/類似図面検索_導入手順書.docx
+++ b/services/drawing-similarity-api/docs/onboarding/類似図面検索_導入手順書.docx
@@ -153,7 +153,6 @@
     </w:p>
     <w:p>
       <w:pPr>
-        <w:pStyle w:val="Heading1"/>
         <w:pBdr>
           <w:bottom w:val="single" w:color="1E2761" w:sz="6" w:space="4"/>
         </w:pBdr>
@@ -3304,7 +3303,7 @@
         <w:pStyle w:val="ListParagraph"/>
         <w:numPr>
           <w:ilvl w:val="0"/>
-          <w:numId w:val="2"/>
+          <w:numId w:val="3"/>
         </w:numPr>
         <w:spacing w:after="100" w:line="280"/>
       </w:pPr>
@@ -3322,7 +3321,7 @@
         <w:pStyle w:val="ListParagraph"/>
         <w:numPr>
           <w:ilvl w:val="0"/>
-          <w:numId w:val="2"/>
+          <w:numId w:val="3"/>
         </w:numPr>
         <w:spacing w:after="100" w:line="280"/>
       </w:pPr>
@@ -3340,7 +3339,7 @@
         <w:pStyle w:val="ListParagraph"/>
         <w:numPr>
           <w:ilvl w:val="0"/>
-          <w:numId w:val="2"/>
+          <w:numId w:val="3"/>
         </w:numPr>
         <w:spacing w:after="100" w:line="280"/>
       </w:pPr>
@@ -3358,7 +3357,7 @@
         <w:pStyle w:val="ListParagraph"/>
         <w:numPr>
           <w:ilvl w:val="0"/>
-          <w:numId w:val="2"/>
+          <w:numId w:val="3"/>
         </w:numPr>
         <w:spacing w:after="100" w:line="280"/>
       </w:pPr>
@@ -3697,7 +3696,7 @@
         <w:pStyle w:val="ListParagraph"/>
         <w:numPr>
           <w:ilvl w:val="0"/>
-          <w:numId w:val="2"/>
+          <w:numId w:val="4"/>
         </w:numPr>
         <w:spacing w:after="100" w:line="280"/>
       </w:pPr>
@@ -3715,7 +3714,7 @@
         <w:pStyle w:val="ListParagraph"/>
         <w:numPr>
           <w:ilvl w:val="0"/>
-          <w:numId w:val="2"/>
+          <w:numId w:val="4"/>
         </w:numPr>
         <w:spacing w:after="100" w:line="280"/>
       </w:pPr>
@@ -3733,7 +3732,7 @@
         <w:pStyle w:val="ListParagraph"/>
         <w:numPr>
           <w:ilvl w:val="0"/>
-          <w:numId w:val="2"/>
+          <w:numId w:val="4"/>
         </w:numPr>
         <w:spacing w:after="100" w:line="280"/>
       </w:pPr>
@@ -3751,7 +3750,7 @@
         <w:pStyle w:val="ListParagraph"/>
         <w:numPr>
           <w:ilvl w:val="0"/>
-          <w:numId w:val="2"/>
+          <w:numId w:val="4"/>
         </w:numPr>
         <w:spacing w:after="100" w:line="280"/>
       </w:pPr>
@@ -5433,6 +5432,246 @@
     <w:lvl w:ilvl="0" w15:tentative="1">
       <w:start w:val="1"/>
       <w:numFmt w:val="decimal"/>
+      <w:lvlText w:val="%1."/>
+      <w:lvlJc w:val="left"/>
+      <w:pPr>
+        <w:ind w:left="480" w:hanging="340"/>
+      </w:pPr>
+    </w:lvl>
+  </w:abstractNum>
+  <w:abstractNum w:abstractNumId="6" w15:restartNumberingAfterBreak="0">
+    <w:multiLevelType w:val="hybridMultilevel"/>
+    <w:lvl w:ilvl="0" w15:tentative="1">
+      <w:start w:val="1"/>
+      <w:numFmt w:val="decimal"/>
+      <w:lvlText w:val="%1."/>
+      <w:lvlJc w:val="left"/>
+      <w:pPr>
+        <w:ind w:left="480" w:hanging="340"/>
+      </w:pPr>
+    </w:lvl>
+  </w:abstractNum>
+  <w:abstractNum w:abstractNumId="7" w15:restartNumberingAfterBreak="0">
+    <w:multiLevelType w:val="hybridMultilevel"/>
+    <w:lvl w:ilvl="0" w15:tentative="1">
+      <w:start w:val="1"/>
+      <w:numFmt w:val="decimal"/>
+      <w:lvlText w:val="%1."/>
+      <w:lvlJc w:val="left"/>
+      <w:pPr>
+        <w:ind w:left="480" w:hanging="340"/>
+      </w:pPr>
+    </w:lvl>
+  </w:abstractNum>
+  <w:abstractNum w:abstractNumId="8" w15:restartNumberingAfterBreak="0">
+    <w:multiLevelType w:val="hybridMultilevel"/>
+    <w:lvl w:ilvl="0" w15:tentative="1">
+      <w:start w:val="1"/>
+      <w:numFmt w:val="decimal"/>
+      <w:lvlText w:val="%1."/>
+      <w:lvlJc w:val="left"/>
+      <w:pPr>
+        <w:ind w:left="480" w:hanging="340"/>
+      </w:pPr>
+    </w:lvl>
+  </w:abstractNum>
+  <w:abstractNum w:abstractNumId="9" w15:restartNumberingAfterBreak="0">
+    <w:multiLevelType w:val="hybridMultilevel"/>
+    <w:lvl w:ilvl="0" w15:tentative="1">
+      <w:start w:val="1"/>
+      <w:numFmt w:val="decimal"/>
+      <w:lvlText w:val="%1."/>
+      <w:lvlJc w:val="left"/>
+      <w:pPr>
+        <w:ind w:left="480" w:hanging="340"/>
+      </w:pPr>
+    </w:lvl>
+  </w:abstractNum>
+  <w:abstractNum w:abstractNumId="10" w15:restartNumberingAfterBreak="0">
+    <w:multiLevelType w:val="hybridMultilevel"/>
+    <w:lvl w:ilvl="0" w15:tentative="1">
+      <w:start w:val="1"/>
+      <w:numFmt w:val="decimal"/>
+      <w:lvlText w:val="%1."/>
+      <w:lvlJc w:val="left"/>
+      <w:pPr>
+        <w:ind w:left="480" w:hanging="340"/>
+      </w:pPr>
+    </w:lvl>
+  </w:abstractNum>
+  <w:abstractNum w:abstractNumId="11" w15:restartNumberingAfterBreak="0">
+    <w:multiLevelType w:val="hybridMultilevel"/>
+    <w:lvl w:ilvl="0" w15:tentative="1">
+      <w:start w:val="1"/>
+      <w:numFmt w:val="decimal"/>
+      <w:lvlText w:val="%1."/>
+      <w:lvlJc w:val="left"/>
+      <w:pPr>
+        <w:ind w:left="480" w:hanging="340"/>
+      </w:pPr>
+    </w:lvl>
+  </w:abstractNum>
+  <w:abstractNum w:abstractNumId="12" w15:restartNumberingAfterBreak="0">
+    <w:multiLevelType w:val="hybridMultilevel"/>
+    <w:lvl w:ilvl="0" w15:tentative="1">
+      <w:start w:val="1"/>
+      <w:numFmt w:val="decimal"/>
+      <w:lvlText w:val="%1."/>
+      <w:lvlJc w:val="left"/>
+      <w:pPr>
+        <w:ind w:left="480" w:hanging="340"/>
+      </w:pPr>
+    </w:lvl>
+  </w:abstractNum>
+  <w:abstractNum w:abstractNumId="13" w15:restartNumberingAfterBreak="0">
+    <w:multiLevelType w:val="hybridMultilevel"/>
+    <w:lvl w:ilvl="0" w15:tentative="1">
+      <w:start w:val="1"/>
+      <w:numFmt w:val="decimal"/>
+      <w:lvlText w:val="%1."/>
+      <w:lvlJc w:val="left"/>
+      <w:pPr>
+        <w:ind w:left="480" w:hanging="340"/>
+      </w:pPr>
+    </w:lvl>
+  </w:abstractNum>
+  <w:abstractNum w:abstractNumId="14" w15:restartNumberingAfterBreak="0">
+    <w:multiLevelType w:val="hybridMultilevel"/>
+    <w:lvl w:ilvl="0" w15:tentative="1">
+      <w:start w:val="1"/>
+      <w:numFmt w:val="decimal"/>
+      <w:lvlText w:val="%1."/>
+      <w:lvlJc w:val="left"/>
+      <w:pPr>
+        <w:ind w:left="480" w:hanging="340"/>
+      </w:pPr>
+    </w:lvl>
+  </w:abstractNum>
+  <w:abstractNum w:abstractNumId="15" w15:restartNumberingAfterBreak="0">
+    <w:multiLevelType w:val="hybridMultilevel"/>
+    <w:lvl w:ilvl="0" w15:tentative="1">
+      <w:start w:val="1"/>
+      <w:numFmt w:val="decimal"/>
+      <w:lvlText w:val="%1."/>
+      <w:lvlJc w:val="left"/>
+      <w:pPr>
+        <w:ind w:left="480" w:hanging="340"/>
+      </w:pPr>
+    </w:lvl>
+  </w:abstractNum>
+  <w:abstractNum w:abstractNumId="16" w15:restartNumberingAfterBreak="0">
+    <w:multiLevelType w:val="hybridMultilevel"/>
+    <w:lvl w:ilvl="0" w15:tentative="1">
+      <w:start w:val="1"/>
+      <w:numFmt w:val="decimal"/>
+      <w:lvlText w:val="%1."/>
+      <w:lvlJc w:val="left"/>
+      <w:pPr>
+        <w:ind w:left="480" w:hanging="340"/>
+      </w:pPr>
+    </w:lvl>
+  </w:abstractNum>
+  <w:abstractNum w:abstractNumId="17" w15:restartNumberingAfterBreak="0">
+    <w:multiLevelType w:val="hybridMultilevel"/>
+    <w:lvl w:ilvl="0" w15:tentative="1">
+      <w:start w:val="1"/>
+      <w:numFmt w:val="decimal"/>
+      <w:lvlText w:val="%1."/>
+      <w:lvlJc w:val="left"/>
+      <w:pPr>
+        <w:ind w:left="480" w:hanging="340"/>
+      </w:pPr>
+    </w:lvl>
+  </w:abstractNum>
+  <w:abstractNum w:abstractNumId="18" w15:restartNumberingAfterBreak="0">
+    <w:multiLevelType w:val="hybridMultilevel"/>
+    <w:lvl w:ilvl="0" w15:tentative="1">
+      <w:start w:val="1"/>
+      <w:numFmt w:val="decimal"/>
+      <w:lvlText w:val="%1."/>
+      <w:lvlJc w:val="left"/>
+      <w:pPr>
+        <w:ind w:left="480" w:hanging="340"/>
+      </w:pPr>
+    </w:lvl>
+  </w:abstractNum>
+  <w:abstractNum w:abstractNumId="19" w15:restartNumberingAfterBreak="0">
+    <w:multiLevelType w:val="hybridMultilevel"/>
+    <w:lvl w:ilvl="0" w15:tentative="1">
+      <w:start w:val="1"/>
+      <w:numFmt w:val="decimal"/>
+      <w:lvlText w:val="%1."/>
+      <w:lvlJc w:val="left"/>
+      <w:pPr>
+        <w:ind w:left="480" w:hanging="340"/>
+      </w:pPr>
+    </w:lvl>
+  </w:abstractNum>
+  <w:abstractNum w:abstractNumId="20" w15:restartNumberingAfterBreak="0">
+    <w:multiLevelType w:val="hybridMultilevel"/>
+    <w:lvl w:ilvl="0" w15:tentative="1">
+      <w:start w:val="1"/>
+      <w:numFmt w:val="decimal"/>
+      <w:lvlText w:val="%1."/>
+      <w:lvlJc w:val="left"/>
+      <w:pPr>
+        <w:ind w:left="480" w:hanging="340"/>
+      </w:pPr>
+    </w:lvl>
+  </w:abstractNum>
+  <w:abstractNum w:abstractNumId="21" w15:restartNumberingAfterBreak="0">
+    <w:multiLevelType w:val="hybridMultilevel"/>
+    <w:lvl w:ilvl="0" w15:tentative="1">
+      <w:start w:val="1"/>
+      <w:numFmt w:val="decimal"/>
+      <w:lvlText w:val="%1."/>
+      <w:lvlJc w:val="left"/>
+      <w:pPr>
+        <w:ind w:left="480" w:hanging="340"/>
+      </w:pPr>
+    </w:lvl>
+  </w:abstractNum>
+  <w:abstractNum w:abstractNumId="22" w15:restartNumberingAfterBreak="0">
+    <w:multiLevelType w:val="hybridMultilevel"/>
+    <w:lvl w:ilvl="0" w15:tentative="1">
+      <w:start w:val="1"/>
+      <w:numFmt w:val="decimal"/>
+      <w:lvlText w:val="%1."/>
+      <w:lvlJc w:val="left"/>
+      <w:pPr>
+        <w:ind w:left="480" w:hanging="340"/>
+      </w:pPr>
+    </w:lvl>
+  </w:abstractNum>
+  <w:abstractNum w:abstractNumId="23" w15:restartNumberingAfterBreak="0">
+    <w:multiLevelType w:val="hybridMultilevel"/>
+    <w:lvl w:ilvl="0" w15:tentative="1">
+      <w:start w:val="1"/>
+      <w:numFmt w:val="decimal"/>
+      <w:lvlText w:val="%1."/>
+      <w:lvlJc w:val="left"/>
+      <w:pPr>
+        <w:ind w:left="480" w:hanging="340"/>
+      </w:pPr>
+    </w:lvl>
+  </w:abstractNum>
+  <w:abstractNum w:abstractNumId="24" w15:restartNumberingAfterBreak="0">
+    <w:multiLevelType w:val="hybridMultilevel"/>
+    <w:lvl w:ilvl="0" w15:tentative="1">
+      <w:start w:val="1"/>
+      <w:numFmt w:val="decimal"/>
+      <w:lvlText w:val="%1."/>
+      <w:lvlJc w:val="left"/>
+      <w:pPr>
+        <w:ind w:left="480" w:hanging="340"/>
+      </w:pPr>
+    </w:lvl>
+  </w:abstractNum>
+  <w:abstractNum w:abstractNumId="25" w15:restartNumberingAfterBreak="0">
+    <w:multiLevelType w:val="hybridMultilevel"/>
+    <w:lvl w:ilvl="0" w15:tentative="1">
+      <w:start w:val="1"/>
+      <w:numFmt w:val="decimal"/>
       <w:lvlText w:val="Q%1."/>
       <w:lvlJc w:val="left"/>
       <w:pPr>
@@ -5447,7 +5686,19 @@
     </w:lvlOverride>
   </w:num>
   <w:num w:numId="2">
-    <w:abstractNumId w:val="3"/>
+    <w:abstractNumId w:val="4"/>
+    <w:lvlOverride w:ilvl="0">
+      <w:startOverride w:val="1"/>
+    </w:lvlOverride>
+  </w:num>
+  <w:num w:numId="3">
+    <w:abstractNumId w:val="5"/>
+    <w:lvlOverride w:ilvl="0">
+      <w:startOverride w:val="1"/>
+    </w:lvlOverride>
+  </w:num>
+  <w:num w:numId="4">
+    <w:abstractNumId w:val="6"/>
     <w:lvlOverride w:ilvl="0">
       <w:startOverride w:val="1"/>
     </w:lvlOverride>

--- a/services/drawing-similarity-api/docs/onboarding/類似図面検索_導入手順書.docx
+++ b/services/drawing-similarity-api/docs/onboarding/類似図面検索_導入手順書.docx
@@ -14,7 +14,7 @@
       </w:pPr>
       <w:r>
         <w:rPr>
-          <w:rFonts w:ascii="游ゴシック" w:cs="游ゴシック" w:eastAsia="游ゴシック" w:hAnsi="游ゴシック"/>
+          <w:rFonts w:ascii="Noto Sans JP" w:cs="Noto Sans JP" w:eastAsia="Noto Sans JP" w:hAnsi="Noto Sans JP"/>
           <w:b/>
           <w:bCs/>
           <w:color w:val="1E2761"/>
@@ -35,7 +35,7 @@
       </w:pPr>
       <w:r>
         <w:rPr>
-          <w:rFonts w:ascii="游ゴシック" w:cs="游ゴシック" w:eastAsia="游ゴシック" w:hAnsi="游ゴシック"/>
+          <w:rFonts w:ascii="Noto Sans JP" w:cs="Noto Sans JP" w:eastAsia="Noto Sans JP" w:hAnsi="Noto Sans JP"/>
           <w:b/>
           <w:bCs/>
           <w:color w:val="1E2761"/>
@@ -52,7 +52,7 @@
       </w:pPr>
       <w:r>
         <w:rPr>
-          <w:rFonts w:ascii="游ゴシック" w:cs="游ゴシック" w:eastAsia="游ゴシック" w:hAnsi="游ゴシック"/>
+          <w:rFonts w:ascii="Noto Sans JP" w:cs="Noto Sans JP" w:eastAsia="Noto Sans JP" w:hAnsi="Noto Sans JP"/>
           <w:b/>
           <w:bCs/>
           <w:color w:val="1E2761"/>
@@ -69,7 +69,7 @@
       </w:pPr>
       <w:r>
         <w:rPr>
-          <w:rFonts w:ascii="游ゴシック" w:cs="游ゴシック" w:eastAsia="游ゴシック" w:hAnsi="游ゴシック"/>
+          <w:rFonts w:ascii="Noto Sans JP" w:cs="Noto Sans JP" w:eastAsia="Noto Sans JP" w:hAnsi="Noto Sans JP"/>
           <w:color w:val="444444"/>
           <w:sz w:val="24"/>
           <w:szCs w:val="24"/>
@@ -84,7 +84,7 @@
       </w:pPr>
       <w:r>
         <w:rPr>
-          <w:rFonts w:ascii="游ゴシック" w:cs="游ゴシック" w:eastAsia="游ゴシック" w:hAnsi="游ゴシック"/>
+          <w:rFonts w:ascii="Noto Sans JP" w:cs="Noto Sans JP" w:eastAsia="Noto Sans JP" w:hAnsi="Noto Sans JP"/>
           <w:sz w:val="22"/>
           <w:szCs w:val="22"/>
         </w:rPr>
@@ -98,7 +98,7 @@
       </w:pPr>
       <w:r>
         <w:rPr>
-          <w:rFonts w:ascii="游ゴシック" w:cs="游ゴシック" w:eastAsia="游ゴシック" w:hAnsi="游ゴシック"/>
+          <w:rFonts w:ascii="Noto Sans JP" w:cs="Noto Sans JP" w:eastAsia="Noto Sans JP" w:hAnsi="Noto Sans JP"/>
           <w:sz w:val="22"/>
           <w:szCs w:val="22"/>
         </w:rPr>
@@ -112,7 +112,7 @@
       </w:pPr>
       <w:r>
         <w:rPr>
-          <w:rFonts w:ascii="游ゴシック" w:cs="游ゴシック" w:eastAsia="游ゴシック" w:hAnsi="游ゴシック"/>
+          <w:rFonts w:ascii="Noto Sans JP" w:cs="Noto Sans JP" w:eastAsia="Noto Sans JP" w:hAnsi="Noto Sans JP"/>
           <w:sz w:val="22"/>
           <w:szCs w:val="22"/>
         </w:rPr>
@@ -126,7 +126,7 @@
       </w:pPr>
       <w:r>
         <w:rPr>
-          <w:rFonts w:ascii="游ゴシック" w:cs="游ゴシック" w:eastAsia="游ゴシック" w:hAnsi="游ゴシック"/>
+          <w:rFonts w:ascii="Noto Sans JP" w:cs="Noto Sans JP" w:eastAsia="Noto Sans JP" w:hAnsi="Noto Sans JP"/>
           <w:b/>
           <w:bCs/>
           <w:color w:val="E8833A"/>
@@ -160,7 +160,7 @@
       </w:pPr>
       <w:r>
         <w:rPr>
-          <w:rFonts w:ascii="游ゴシック" w:cs="游ゴシック" w:eastAsia="游ゴシック" w:hAnsi="游ゴシック"/>
+          <w:rFonts w:ascii="Noto Sans JP" w:cs="Noto Sans JP" w:eastAsia="Noto Sans JP" w:hAnsi="Noto Sans JP"/>
           <w:b/>
           <w:bCs/>
           <w:color w:val="1E2761"/>
@@ -216,7 +216,7 @@
       </w:pPr>
       <w:r>
         <w:rPr>
-          <w:rFonts w:ascii="游ゴシック" w:cs="游ゴシック" w:eastAsia="游ゴシック" w:hAnsi="游ゴシック"/>
+          <w:rFonts w:ascii="Noto Sans JP" w:cs="Noto Sans JP" w:eastAsia="Noto Sans JP" w:hAnsi="Noto Sans JP"/>
           <w:b/>
           <w:bCs/>
           <w:color w:val="1E2761"/>
@@ -232,7 +232,7 @@
       </w:pPr>
       <w:r>
         <w:rPr>
-          <w:rFonts w:ascii="游ゴシック" w:cs="游ゴシック" w:eastAsia="游ゴシック" w:hAnsi="游ゴシック"/>
+          <w:rFonts w:ascii="Noto Sans JP" w:cs="Noto Sans JP" w:eastAsia="Noto Sans JP" w:hAnsi="Noto Sans JP"/>
           <w:b w:val="false"/>
           <w:bCs w:val="false"/>
           <w:sz w:val="21"/>
@@ -247,7 +247,7 @@
       </w:pPr>
       <w:r>
         <w:rPr>
-          <w:rFonts w:ascii="游ゴシック" w:cs="游ゴシック" w:eastAsia="游ゴシック" w:hAnsi="游ゴシック"/>
+          <w:rFonts w:ascii="Noto Sans JP" w:cs="Noto Sans JP" w:eastAsia="Noto Sans JP" w:hAnsi="Noto Sans JP"/>
           <w:b w:val="false"/>
           <w:bCs w:val="false"/>
           <w:sz w:val="21"/>
@@ -263,7 +263,7 @@
       </w:pPr>
       <w:r>
         <w:rPr>
-          <w:rFonts w:ascii="游ゴシック" w:cs="游ゴシック" w:eastAsia="游ゴシック" w:hAnsi="游ゴシック"/>
+          <w:rFonts w:ascii="Noto Sans JP" w:cs="Noto Sans JP" w:eastAsia="Noto Sans JP" w:hAnsi="Noto Sans JP"/>
           <w:b/>
           <w:bCs/>
           <w:color w:val="1E2761"/>
@@ -314,7 +314,7 @@
           <w:p>
             <w:r>
               <w:rPr>
-                <w:rFonts w:ascii="游ゴシック" w:cs="游ゴシック" w:eastAsia="游ゴシック" w:hAnsi="游ゴシック"/>
+                <w:rFonts w:ascii="Noto Sans JP" w:cs="Noto Sans JP" w:eastAsia="Noto Sans JP" w:hAnsi="Noto Sans JP"/>
                 <w:b/>
                 <w:bCs/>
                 <w:color w:val="FFFFFF"/>
@@ -346,7 +346,7 @@
           <w:p>
             <w:r>
               <w:rPr>
-                <w:rFonts w:ascii="游ゴシック" w:cs="游ゴシック" w:eastAsia="游ゴシック" w:hAnsi="游ゴシック"/>
+                <w:rFonts w:ascii="Noto Sans JP" w:cs="Noto Sans JP" w:eastAsia="Noto Sans JP" w:hAnsi="Noto Sans JP"/>
                 <w:b/>
                 <w:bCs/>
                 <w:color w:val="FFFFFF"/>
@@ -379,7 +379,7 @@
           <w:p>
             <w:r>
               <w:rPr>
-                <w:rFonts w:ascii="游ゴシック" w:cs="游ゴシック" w:eastAsia="游ゴシック" w:hAnsi="游ゴシック"/>
+                <w:rFonts w:ascii="Noto Sans JP" w:cs="Noto Sans JP" w:eastAsia="Noto Sans JP" w:hAnsi="Noto Sans JP"/>
                 <w:b w:val="false"/>
                 <w:bCs w:val="false"/>
                 <w:sz w:val="20"/>
@@ -409,7 +409,7 @@
           <w:p>
             <w:r>
               <w:rPr>
-                <w:rFonts w:ascii="游ゴシック" w:cs="游ゴシック" w:eastAsia="游ゴシック" w:hAnsi="游ゴシック"/>
+                <w:rFonts w:ascii="Noto Sans JP" w:cs="Noto Sans JP" w:eastAsia="Noto Sans JP" w:hAnsi="Noto Sans JP"/>
                 <w:b w:val="false"/>
                 <w:bCs w:val="false"/>
                 <w:sz w:val="20"/>
@@ -442,7 +442,7 @@
           <w:p>
             <w:r>
               <w:rPr>
-                <w:rFonts w:ascii="游ゴシック" w:cs="游ゴシック" w:eastAsia="游ゴシック" w:hAnsi="游ゴシック"/>
+                <w:rFonts w:ascii="Noto Sans JP" w:cs="Noto Sans JP" w:eastAsia="Noto Sans JP" w:hAnsi="Noto Sans JP"/>
                 <w:b w:val="false"/>
                 <w:bCs w:val="false"/>
                 <w:sz w:val="20"/>
@@ -473,7 +473,7 @@
           <w:p>
             <w:r>
               <w:rPr>
-                <w:rFonts w:ascii="游ゴシック" w:cs="游ゴシック" w:eastAsia="游ゴシック" w:hAnsi="游ゴシック"/>
+                <w:rFonts w:ascii="Noto Sans JP" w:cs="Noto Sans JP" w:eastAsia="Noto Sans JP" w:hAnsi="Noto Sans JP"/>
                 <w:b w:val="false"/>
                 <w:bCs w:val="false"/>
                 <w:sz w:val="20"/>
@@ -505,7 +505,7 @@
           <w:p>
             <w:r>
               <w:rPr>
-                <w:rFonts w:ascii="游ゴシック" w:cs="游ゴシック" w:eastAsia="游ゴシック" w:hAnsi="游ゴシック"/>
+                <w:rFonts w:ascii="Noto Sans JP" w:cs="Noto Sans JP" w:eastAsia="Noto Sans JP" w:hAnsi="Noto Sans JP"/>
                 <w:b w:val="false"/>
                 <w:bCs w:val="false"/>
                 <w:sz w:val="20"/>
@@ -535,7 +535,7 @@
           <w:p>
             <w:r>
               <w:rPr>
-                <w:rFonts w:ascii="游ゴシック" w:cs="游ゴシック" w:eastAsia="游ゴシック" w:hAnsi="游ゴシック"/>
+                <w:rFonts w:ascii="Noto Sans JP" w:cs="Noto Sans JP" w:eastAsia="Noto Sans JP" w:hAnsi="Noto Sans JP"/>
                 <w:b w:val="false"/>
                 <w:bCs w:val="false"/>
                 <w:sz w:val="20"/>
@@ -568,7 +568,7 @@
           <w:p>
             <w:r>
               <w:rPr>
-                <w:rFonts w:ascii="游ゴシック" w:cs="游ゴシック" w:eastAsia="游ゴシック" w:hAnsi="游ゴシック"/>
+                <w:rFonts w:ascii="Noto Sans JP" w:cs="Noto Sans JP" w:eastAsia="Noto Sans JP" w:hAnsi="Noto Sans JP"/>
                 <w:b w:val="false"/>
                 <w:bCs w:val="false"/>
                 <w:sz w:val="20"/>
@@ -599,7 +599,7 @@
           <w:p>
             <w:r>
               <w:rPr>
-                <w:rFonts w:ascii="游ゴシック" w:cs="游ゴシック" w:eastAsia="游ゴシック" w:hAnsi="游ゴシック"/>
+                <w:rFonts w:ascii="Noto Sans JP" w:cs="Noto Sans JP" w:eastAsia="Noto Sans JP" w:hAnsi="Noto Sans JP"/>
                 <w:b w:val="false"/>
                 <w:bCs w:val="false"/>
                 <w:sz w:val="20"/>
@@ -631,7 +631,7 @@
           <w:p>
             <w:r>
               <w:rPr>
-                <w:rFonts w:ascii="游ゴシック" w:cs="游ゴシック" w:eastAsia="游ゴシック" w:hAnsi="游ゴシック"/>
+                <w:rFonts w:ascii="Noto Sans JP" w:cs="Noto Sans JP" w:eastAsia="Noto Sans JP" w:hAnsi="Noto Sans JP"/>
                 <w:b w:val="false"/>
                 <w:bCs w:val="false"/>
                 <w:sz w:val="20"/>
@@ -661,7 +661,7 @@
           <w:p>
             <w:r>
               <w:rPr>
-                <w:rFonts w:ascii="游ゴシック" w:cs="游ゴシック" w:eastAsia="游ゴシック" w:hAnsi="游ゴシック"/>
+                <w:rFonts w:ascii="Noto Sans JP" w:cs="Noto Sans JP" w:eastAsia="Noto Sans JP" w:hAnsi="Noto Sans JP"/>
                 <w:b w:val="false"/>
                 <w:bCs w:val="false"/>
                 <w:sz w:val="20"/>
@@ -688,7 +688,7 @@
       </w:pPr>
       <w:r>
         <w:rPr>
-          <w:rFonts w:ascii="游ゴシック" w:cs="游ゴシック" w:eastAsia="游ゴシック" w:hAnsi="游ゴシック"/>
+          <w:rFonts w:ascii="Noto Sans JP" w:cs="Noto Sans JP" w:eastAsia="Noto Sans JP" w:hAnsi="Noto Sans JP"/>
           <w:b/>
           <w:bCs/>
           <w:color w:val="1E2761"/>
@@ -704,7 +704,7 @@
       </w:pPr>
       <w:r>
         <w:rPr>
-          <w:rFonts w:ascii="游ゴシック" w:cs="游ゴシック" w:eastAsia="游ゴシック" w:hAnsi="游ゴシック"/>
+          <w:rFonts w:ascii="Noto Sans JP" w:cs="Noto Sans JP" w:eastAsia="Noto Sans JP" w:hAnsi="Noto Sans JP"/>
           <w:b w:val="false"/>
           <w:bCs w:val="false"/>
           <w:sz w:val="21"/>
@@ -755,7 +755,7 @@
           <w:p>
             <w:r>
               <w:rPr>
-                <w:rFonts w:ascii="游ゴシック" w:cs="游ゴシック" w:eastAsia="游ゴシック" w:hAnsi="游ゴシック"/>
+                <w:rFonts w:ascii="Noto Sans JP" w:cs="Noto Sans JP" w:eastAsia="Noto Sans JP" w:hAnsi="Noto Sans JP"/>
                 <w:b/>
                 <w:bCs/>
                 <w:color w:val="FFFFFF"/>
@@ -787,7 +787,7 @@
           <w:p>
             <w:r>
               <w:rPr>
-                <w:rFonts w:ascii="游ゴシック" w:cs="游ゴシック" w:eastAsia="游ゴシック" w:hAnsi="游ゴシック"/>
+                <w:rFonts w:ascii="Noto Sans JP" w:cs="Noto Sans JP" w:eastAsia="Noto Sans JP" w:hAnsi="Noto Sans JP"/>
                 <w:b/>
                 <w:bCs/>
                 <w:color w:val="FFFFFF"/>
@@ -819,7 +819,7 @@
           <w:p>
             <w:r>
               <w:rPr>
-                <w:rFonts w:ascii="游ゴシック" w:cs="游ゴシック" w:eastAsia="游ゴシック" w:hAnsi="游ゴシック"/>
+                <w:rFonts w:ascii="Noto Sans JP" w:cs="Noto Sans JP" w:eastAsia="Noto Sans JP" w:hAnsi="Noto Sans JP"/>
                 <w:b/>
                 <w:bCs/>
                 <w:color w:val="FFFFFF"/>
@@ -852,7 +852,7 @@
           <w:p>
             <w:r>
               <w:rPr>
-                <w:rFonts w:ascii="游ゴシック" w:cs="游ゴシック" w:eastAsia="游ゴシック" w:hAnsi="游ゴシック"/>
+                <w:rFonts w:ascii="Noto Sans JP" w:cs="Noto Sans JP" w:eastAsia="Noto Sans JP" w:hAnsi="Noto Sans JP"/>
                 <w:b w:val="false"/>
                 <w:bCs w:val="false"/>
                 <w:sz w:val="20"/>
@@ -882,7 +882,7 @@
           <w:p>
             <w:r>
               <w:rPr>
-                <w:rFonts w:ascii="游ゴシック" w:cs="游ゴシック" w:eastAsia="游ゴシック" w:hAnsi="游ゴシック"/>
+                <w:rFonts w:ascii="Noto Sans JP" w:cs="Noto Sans JP" w:eastAsia="Noto Sans JP" w:hAnsi="Noto Sans JP"/>
                 <w:b w:val="false"/>
                 <w:bCs w:val="false"/>
                 <w:sz w:val="20"/>
@@ -912,7 +912,7 @@
           <w:p>
             <w:r>
               <w:rPr>
-                <w:rFonts w:ascii="游ゴシック" w:cs="游ゴシック" w:eastAsia="游ゴシック" w:hAnsi="游ゴシック"/>
+                <w:rFonts w:ascii="Noto Sans JP" w:cs="Noto Sans JP" w:eastAsia="Noto Sans JP" w:hAnsi="Noto Sans JP"/>
                 <w:b w:val="false"/>
                 <w:bCs w:val="false"/>
                 <w:sz w:val="20"/>
@@ -945,7 +945,7 @@
           <w:p>
             <w:r>
               <w:rPr>
-                <w:rFonts w:ascii="游ゴシック" w:cs="游ゴシック" w:eastAsia="游ゴシック" w:hAnsi="游ゴシック"/>
+                <w:rFonts w:ascii="Noto Sans JP" w:cs="Noto Sans JP" w:eastAsia="Noto Sans JP" w:hAnsi="Noto Sans JP"/>
                 <w:b w:val="false"/>
                 <w:bCs w:val="false"/>
                 <w:sz w:val="20"/>
@@ -976,7 +976,7 @@
           <w:p>
             <w:r>
               <w:rPr>
-                <w:rFonts w:ascii="游ゴシック" w:cs="游ゴシック" w:eastAsia="游ゴシック" w:hAnsi="游ゴシック"/>
+                <w:rFonts w:ascii="Noto Sans JP" w:cs="Noto Sans JP" w:eastAsia="Noto Sans JP" w:hAnsi="Noto Sans JP"/>
                 <w:b w:val="false"/>
                 <w:bCs w:val="false"/>
                 <w:sz w:val="20"/>
@@ -1007,7 +1007,7 @@
           <w:p>
             <w:r>
               <w:rPr>
-                <w:rFonts w:ascii="游ゴシック" w:cs="游ゴシック" w:eastAsia="游ゴシック" w:hAnsi="游ゴシック"/>
+                <w:rFonts w:ascii="Noto Sans JP" w:cs="Noto Sans JP" w:eastAsia="Noto Sans JP" w:hAnsi="Noto Sans JP"/>
                 <w:b w:val="false"/>
                 <w:bCs w:val="false"/>
                 <w:sz w:val="20"/>
@@ -1039,7 +1039,7 @@
           <w:p>
             <w:r>
               <w:rPr>
-                <w:rFonts w:ascii="游ゴシック" w:cs="游ゴシック" w:eastAsia="游ゴシック" w:hAnsi="游ゴシック"/>
+                <w:rFonts w:ascii="Noto Sans JP" w:cs="Noto Sans JP" w:eastAsia="Noto Sans JP" w:hAnsi="Noto Sans JP"/>
                 <w:b w:val="false"/>
                 <w:bCs w:val="false"/>
                 <w:sz w:val="20"/>
@@ -1069,7 +1069,7 @@
           <w:p>
             <w:r>
               <w:rPr>
-                <w:rFonts w:ascii="游ゴシック" w:cs="游ゴシック" w:eastAsia="游ゴシック" w:hAnsi="游ゴシック"/>
+                <w:rFonts w:ascii="Noto Sans JP" w:cs="Noto Sans JP" w:eastAsia="Noto Sans JP" w:hAnsi="Noto Sans JP"/>
                 <w:b w:val="false"/>
                 <w:bCs w:val="false"/>
                 <w:sz w:val="20"/>
@@ -1099,7 +1099,7 @@
           <w:p>
             <w:r>
               <w:rPr>
-                <w:rFonts w:ascii="游ゴシック" w:cs="游ゴシック" w:eastAsia="游ゴシック" w:hAnsi="游ゴシック"/>
+                <w:rFonts w:ascii="Noto Sans JP" w:cs="Noto Sans JP" w:eastAsia="Noto Sans JP" w:hAnsi="Noto Sans JP"/>
                 <w:b w:val="false"/>
                 <w:bCs w:val="false"/>
                 <w:sz w:val="20"/>
@@ -1132,7 +1132,7 @@
           <w:p>
             <w:r>
               <w:rPr>
-                <w:rFonts w:ascii="游ゴシック" w:cs="游ゴシック" w:eastAsia="游ゴシック" w:hAnsi="游ゴシック"/>
+                <w:rFonts w:ascii="Noto Sans JP" w:cs="Noto Sans JP" w:eastAsia="Noto Sans JP" w:hAnsi="Noto Sans JP"/>
                 <w:b w:val="false"/>
                 <w:bCs w:val="false"/>
                 <w:sz w:val="20"/>
@@ -1163,7 +1163,7 @@
           <w:p>
             <w:r>
               <w:rPr>
-                <w:rFonts w:ascii="游ゴシック" w:cs="游ゴシック" w:eastAsia="游ゴシック" w:hAnsi="游ゴシック"/>
+                <w:rFonts w:ascii="Noto Sans JP" w:cs="Noto Sans JP" w:eastAsia="Noto Sans JP" w:hAnsi="Noto Sans JP"/>
                 <w:b w:val="false"/>
                 <w:bCs w:val="false"/>
                 <w:sz w:val="20"/>
@@ -1194,7 +1194,7 @@
           <w:p>
             <w:r>
               <w:rPr>
-                <w:rFonts w:ascii="游ゴシック" w:cs="游ゴシック" w:eastAsia="游ゴシック" w:hAnsi="游ゴシック"/>
+                <w:rFonts w:ascii="Noto Sans JP" w:cs="Noto Sans JP" w:eastAsia="Noto Sans JP" w:hAnsi="Noto Sans JP"/>
                 <w:b w:val="false"/>
                 <w:bCs w:val="false"/>
                 <w:sz w:val="20"/>
@@ -1226,7 +1226,7 @@
           <w:p>
             <w:r>
               <w:rPr>
-                <w:rFonts w:ascii="游ゴシック" w:cs="游ゴシック" w:eastAsia="游ゴシック" w:hAnsi="游ゴシック"/>
+                <w:rFonts w:ascii="Noto Sans JP" w:cs="Noto Sans JP" w:eastAsia="Noto Sans JP" w:hAnsi="Noto Sans JP"/>
                 <w:b w:val="false"/>
                 <w:bCs w:val="false"/>
                 <w:sz w:val="20"/>
@@ -1256,7 +1256,7 @@
           <w:p>
             <w:r>
               <w:rPr>
-                <w:rFonts w:ascii="游ゴシック" w:cs="游ゴシック" w:eastAsia="游ゴシック" w:hAnsi="游ゴシック"/>
+                <w:rFonts w:ascii="Noto Sans JP" w:cs="Noto Sans JP" w:eastAsia="Noto Sans JP" w:hAnsi="Noto Sans JP"/>
                 <w:b w:val="false"/>
                 <w:bCs w:val="false"/>
                 <w:sz w:val="20"/>
@@ -1286,7 +1286,7 @@
           <w:p>
             <w:r>
               <w:rPr>
-                <w:rFonts w:ascii="游ゴシック" w:cs="游ゴシック" w:eastAsia="游ゴシック" w:hAnsi="游ゴシック"/>
+                <w:rFonts w:ascii="Noto Sans JP" w:cs="Noto Sans JP" w:eastAsia="Noto Sans JP" w:hAnsi="Noto Sans JP"/>
                 <w:b w:val="false"/>
                 <w:bCs w:val="false"/>
                 <w:sz w:val="20"/>
@@ -1313,7 +1313,7 @@
       </w:pPr>
       <w:r>
         <w:rPr>
-          <w:rFonts w:ascii="游ゴシック" w:cs="游ゴシック" w:eastAsia="游ゴシック" w:hAnsi="游ゴシック"/>
+          <w:rFonts w:ascii="Noto Sans JP" w:cs="Noto Sans JP" w:eastAsia="Noto Sans JP" w:hAnsi="Noto Sans JP"/>
           <w:b/>
           <w:bCs/>
           <w:color w:val="1E2761"/>
@@ -1329,7 +1329,7 @@
       </w:pPr>
       <w:r>
         <w:rPr>
-          <w:rFonts w:ascii="游ゴシック" w:cs="游ゴシック" w:eastAsia="游ゴシック" w:hAnsi="游ゴシック"/>
+          <w:rFonts w:ascii="Noto Sans JP" w:cs="Noto Sans JP" w:eastAsia="Noto Sans JP" w:hAnsi="Noto Sans JP"/>
           <w:b w:val="false"/>
           <w:bCs w:val="false"/>
           <w:sz w:val="21"/>
@@ -1349,7 +1349,7 @@
       </w:pPr>
       <w:r>
         <w:rPr>
-          <w:rFonts w:ascii="游ゴシック" w:cs="游ゴシック" w:eastAsia="游ゴシック" w:hAnsi="游ゴシック"/>
+          <w:rFonts w:ascii="Noto Sans JP" w:cs="Noto Sans JP" w:eastAsia="Noto Sans JP" w:hAnsi="Noto Sans JP"/>
           <w:sz w:val="21"/>
           <w:szCs w:val="21"/>
         </w:rPr>
@@ -1367,7 +1367,7 @@
       </w:pPr>
       <w:r>
         <w:rPr>
-          <w:rFonts w:ascii="游ゴシック" w:cs="游ゴシック" w:eastAsia="游ゴシック" w:hAnsi="游ゴシック"/>
+          <w:rFonts w:ascii="Noto Sans JP" w:cs="Noto Sans JP" w:eastAsia="Noto Sans JP" w:hAnsi="Noto Sans JP"/>
           <w:sz w:val="21"/>
           <w:szCs w:val="21"/>
         </w:rPr>
@@ -1385,7 +1385,7 @@
       </w:pPr>
       <w:r>
         <w:rPr>
-          <w:rFonts w:ascii="游ゴシック" w:cs="游ゴシック" w:eastAsia="游ゴシック" w:hAnsi="游ゴシック"/>
+          <w:rFonts w:ascii="Noto Sans JP" w:cs="Noto Sans JP" w:eastAsia="Noto Sans JP" w:hAnsi="Noto Sans JP"/>
           <w:sz w:val="21"/>
           <w:szCs w:val="21"/>
         </w:rPr>
@@ -1403,7 +1403,7 @@
       </w:pPr>
       <w:r>
         <w:rPr>
-          <w:rFonts w:ascii="游ゴシック" w:cs="游ゴシック" w:eastAsia="游ゴシック" w:hAnsi="游ゴシック"/>
+          <w:rFonts w:ascii="Noto Sans JP" w:cs="Noto Sans JP" w:eastAsia="Noto Sans JP" w:hAnsi="Noto Sans JP"/>
           <w:sz w:val="21"/>
           <w:szCs w:val="21"/>
         </w:rPr>
@@ -1421,7 +1421,7 @@
       </w:pPr>
       <w:r>
         <w:rPr>
-          <w:rFonts w:ascii="游ゴシック" w:cs="游ゴシック" w:eastAsia="游ゴシック" w:hAnsi="游ゴシック"/>
+          <w:rFonts w:ascii="Noto Sans JP" w:cs="Noto Sans JP" w:eastAsia="Noto Sans JP" w:hAnsi="Noto Sans JP"/>
           <w:sz w:val="21"/>
           <w:szCs w:val="21"/>
         </w:rPr>
@@ -1467,7 +1467,7 @@
             </w:pPr>
             <w:r>
               <w:rPr>
-                <w:rFonts w:ascii="游ゴシック" w:cs="游ゴシック" w:eastAsia="游ゴシック" w:hAnsi="游ゴシック"/>
+                <w:rFonts w:ascii="Noto Sans JP" w:cs="Noto Sans JP" w:eastAsia="Noto Sans JP" w:hAnsi="Noto Sans JP"/>
                 <w:i/>
                 <w:iCs/>
                 <w:color w:val="777777"/>
@@ -1487,7 +1487,7 @@
       </w:pPr>
       <w:r>
         <w:rPr>
-          <w:rFonts w:ascii="游ゴシック" w:cs="游ゴシック" w:eastAsia="游ゴシック" w:hAnsi="游ゴシック"/>
+          <w:rFonts w:ascii="Noto Sans JP" w:cs="Noto Sans JP" w:eastAsia="Noto Sans JP" w:hAnsi="Noto Sans JP"/>
           <w:i w:val="false"/>
           <w:iCs w:val="false"/>
           <w:color w:val="555555"/>
@@ -1512,7 +1512,7 @@
       </w:pPr>
       <w:r>
         <w:rPr>
-          <w:rFonts w:ascii="游ゴシック" w:cs="游ゴシック" w:eastAsia="游ゴシック" w:hAnsi="游ゴシック"/>
+          <w:rFonts w:ascii="Noto Sans JP" w:cs="Noto Sans JP" w:eastAsia="Noto Sans JP" w:hAnsi="Noto Sans JP"/>
           <w:b/>
           <w:bCs/>
           <w:color w:val="1E2761"/>
@@ -1528,7 +1528,7 @@
       </w:pPr>
       <w:r>
         <w:rPr>
-          <w:rFonts w:ascii="游ゴシック" w:cs="游ゴシック" w:eastAsia="游ゴシック" w:hAnsi="游ゴシック"/>
+          <w:rFonts w:ascii="Noto Sans JP" w:cs="Noto Sans JP" w:eastAsia="Noto Sans JP" w:hAnsi="Noto Sans JP"/>
           <w:b w:val="false"/>
           <w:bCs w:val="false"/>
           <w:sz w:val="21"/>
@@ -1580,7 +1580,7 @@
           <w:p>
             <w:r>
               <w:rPr>
-                <w:rFonts w:ascii="游ゴシック" w:cs="游ゴシック" w:eastAsia="游ゴシック" w:hAnsi="游ゴシック"/>
+                <w:rFonts w:ascii="Noto Sans JP" w:cs="Noto Sans JP" w:eastAsia="Noto Sans JP" w:hAnsi="Noto Sans JP"/>
                 <w:b/>
                 <w:bCs/>
                 <w:color w:val="FFFFFF"/>
@@ -1612,7 +1612,7 @@
           <w:p>
             <w:r>
               <w:rPr>
-                <w:rFonts w:ascii="游ゴシック" w:cs="游ゴシック" w:eastAsia="游ゴシック" w:hAnsi="游ゴシック"/>
+                <w:rFonts w:ascii="Noto Sans JP" w:cs="Noto Sans JP" w:eastAsia="Noto Sans JP" w:hAnsi="Noto Sans JP"/>
                 <w:b/>
                 <w:bCs/>
                 <w:color w:val="FFFFFF"/>
@@ -1644,7 +1644,7 @@
           <w:p>
             <w:r>
               <w:rPr>
-                <w:rFonts w:ascii="游ゴシック" w:cs="游ゴシック" w:eastAsia="游ゴシック" w:hAnsi="游ゴシック"/>
+                <w:rFonts w:ascii="Noto Sans JP" w:cs="Noto Sans JP" w:eastAsia="Noto Sans JP" w:hAnsi="Noto Sans JP"/>
                 <w:b/>
                 <w:bCs/>
                 <w:color w:val="FFFFFF"/>
@@ -1676,7 +1676,7 @@
           <w:p>
             <w:r>
               <w:rPr>
-                <w:rFonts w:ascii="游ゴシック" w:cs="游ゴシック" w:eastAsia="游ゴシック" w:hAnsi="游ゴシック"/>
+                <w:rFonts w:ascii="Noto Sans JP" w:cs="Noto Sans JP" w:eastAsia="Noto Sans JP" w:hAnsi="Noto Sans JP"/>
                 <w:b/>
                 <w:bCs/>
                 <w:color w:val="FFFFFF"/>
@@ -1709,7 +1709,7 @@
           <w:p>
             <w:r>
               <w:rPr>
-                <w:rFonts w:ascii="游ゴシック" w:cs="游ゴシック" w:eastAsia="游ゴシック" w:hAnsi="游ゴシック"/>
+                <w:rFonts w:ascii="Noto Sans JP" w:cs="Noto Sans JP" w:eastAsia="Noto Sans JP" w:hAnsi="Noto Sans JP"/>
                 <w:b w:val="false"/>
                 <w:bCs w:val="false"/>
                 <w:sz w:val="20"/>
@@ -1739,7 +1739,7 @@
           <w:p>
             <w:r>
               <w:rPr>
-                <w:rFonts w:ascii="游ゴシック" w:cs="游ゴシック" w:eastAsia="游ゴシック" w:hAnsi="游ゴシック"/>
+                <w:rFonts w:ascii="Noto Sans JP" w:cs="Noto Sans JP" w:eastAsia="Noto Sans JP" w:hAnsi="Noto Sans JP"/>
                 <w:b w:val="false"/>
                 <w:bCs w:val="false"/>
                 <w:sz w:val="20"/>
@@ -1769,7 +1769,7 @@
           <w:p>
             <w:r>
               <w:rPr>
-                <w:rFonts w:ascii="游ゴシック" w:cs="游ゴシック" w:eastAsia="游ゴシック" w:hAnsi="游ゴシック"/>
+                <w:rFonts w:ascii="Noto Sans JP" w:cs="Noto Sans JP" w:eastAsia="Noto Sans JP" w:hAnsi="Noto Sans JP"/>
                 <w:b w:val="false"/>
                 <w:bCs w:val="false"/>
                 <w:sz w:val="20"/>
@@ -1799,7 +1799,7 @@
           <w:p>
             <w:r>
               <w:rPr>
-                <w:rFonts w:ascii="游ゴシック" w:cs="游ゴシック" w:eastAsia="游ゴシック" w:hAnsi="游ゴシック"/>
+                <w:rFonts w:ascii="Noto Sans JP" w:cs="Noto Sans JP" w:eastAsia="Noto Sans JP" w:hAnsi="Noto Sans JP"/>
                 <w:b w:val="false"/>
                 <w:bCs w:val="false"/>
                 <w:sz w:val="20"/>
@@ -1832,7 +1832,7 @@
           <w:p>
             <w:r>
               <w:rPr>
-                <w:rFonts w:ascii="游ゴシック" w:cs="游ゴシック" w:eastAsia="游ゴシック" w:hAnsi="游ゴシック"/>
+                <w:rFonts w:ascii="Noto Sans JP" w:cs="Noto Sans JP" w:eastAsia="Noto Sans JP" w:hAnsi="Noto Sans JP"/>
                 <w:b w:val="false"/>
                 <w:bCs w:val="false"/>
                 <w:sz w:val="20"/>
@@ -1863,7 +1863,7 @@
           <w:p>
             <w:r>
               <w:rPr>
-                <w:rFonts w:ascii="游ゴシック" w:cs="游ゴシック" w:eastAsia="游ゴシック" w:hAnsi="游ゴシック"/>
+                <w:rFonts w:ascii="Noto Sans JP" w:cs="Noto Sans JP" w:eastAsia="Noto Sans JP" w:hAnsi="Noto Sans JP"/>
                 <w:b w:val="false"/>
                 <w:bCs w:val="false"/>
                 <w:sz w:val="20"/>
@@ -1894,7 +1894,7 @@
           <w:p>
             <w:r>
               <w:rPr>
-                <w:rFonts w:ascii="游ゴシック" w:cs="游ゴシック" w:eastAsia="游ゴシック" w:hAnsi="游ゴシック"/>
+                <w:rFonts w:ascii="Noto Sans JP" w:cs="Noto Sans JP" w:eastAsia="Noto Sans JP" w:hAnsi="Noto Sans JP"/>
                 <w:b w:val="false"/>
                 <w:bCs w:val="false"/>
                 <w:sz w:val="20"/>
@@ -1925,7 +1925,7 @@
           <w:p>
             <w:r>
               <w:rPr>
-                <w:rFonts w:ascii="游ゴシック" w:cs="游ゴシック" w:eastAsia="游ゴシック" w:hAnsi="游ゴシック"/>
+                <w:rFonts w:ascii="Noto Sans JP" w:cs="Noto Sans JP" w:eastAsia="Noto Sans JP" w:hAnsi="Noto Sans JP"/>
                 <w:b w:val="false"/>
                 <w:bCs w:val="false"/>
                 <w:sz w:val="20"/>
@@ -1957,7 +1957,7 @@
           <w:p>
             <w:r>
               <w:rPr>
-                <w:rFonts w:ascii="游ゴシック" w:cs="游ゴシック" w:eastAsia="游ゴシック" w:hAnsi="游ゴシック"/>
+                <w:rFonts w:ascii="Noto Sans JP" w:cs="Noto Sans JP" w:eastAsia="Noto Sans JP" w:hAnsi="Noto Sans JP"/>
                 <w:b w:val="false"/>
                 <w:bCs w:val="false"/>
                 <w:sz w:val="20"/>
@@ -1987,7 +1987,7 @@
           <w:p>
             <w:r>
               <w:rPr>
-                <w:rFonts w:ascii="游ゴシック" w:cs="游ゴシック" w:eastAsia="游ゴシック" w:hAnsi="游ゴシック"/>
+                <w:rFonts w:ascii="Noto Sans JP" w:cs="Noto Sans JP" w:eastAsia="Noto Sans JP" w:hAnsi="Noto Sans JP"/>
                 <w:b w:val="false"/>
                 <w:bCs w:val="false"/>
                 <w:sz w:val="20"/>
@@ -2017,7 +2017,7 @@
           <w:p>
             <w:r>
               <w:rPr>
-                <w:rFonts w:ascii="游ゴシック" w:cs="游ゴシック" w:eastAsia="游ゴシック" w:hAnsi="游ゴシック"/>
+                <w:rFonts w:ascii="Noto Sans JP" w:cs="Noto Sans JP" w:eastAsia="Noto Sans JP" w:hAnsi="Noto Sans JP"/>
                 <w:b w:val="false"/>
                 <w:bCs w:val="false"/>
                 <w:sz w:val="20"/>
@@ -2047,7 +2047,7 @@
           <w:p>
             <w:r>
               <w:rPr>
-                <w:rFonts w:ascii="游ゴシック" w:cs="游ゴシック" w:eastAsia="游ゴシック" w:hAnsi="游ゴシック"/>
+                <w:rFonts w:ascii="Noto Sans JP" w:cs="Noto Sans JP" w:eastAsia="Noto Sans JP" w:hAnsi="Noto Sans JP"/>
                 <w:b w:val="false"/>
                 <w:bCs w:val="false"/>
                 <w:sz w:val="20"/>
@@ -2080,7 +2080,7 @@
           <w:p>
             <w:r>
               <w:rPr>
-                <w:rFonts w:ascii="游ゴシック" w:cs="游ゴシック" w:eastAsia="游ゴシック" w:hAnsi="游ゴシック"/>
+                <w:rFonts w:ascii="Noto Sans JP" w:cs="Noto Sans JP" w:eastAsia="Noto Sans JP" w:hAnsi="Noto Sans JP"/>
                 <w:b w:val="false"/>
                 <w:bCs w:val="false"/>
                 <w:sz w:val="20"/>
@@ -2111,7 +2111,7 @@
           <w:p>
             <w:r>
               <w:rPr>
-                <w:rFonts w:ascii="游ゴシック" w:cs="游ゴシック" w:eastAsia="游ゴシック" w:hAnsi="游ゴシック"/>
+                <w:rFonts w:ascii="Noto Sans JP" w:cs="Noto Sans JP" w:eastAsia="Noto Sans JP" w:hAnsi="Noto Sans JP"/>
                 <w:b w:val="false"/>
                 <w:bCs w:val="false"/>
                 <w:sz w:val="20"/>
@@ -2142,7 +2142,7 @@
           <w:p>
             <w:r>
               <w:rPr>
-                <w:rFonts w:ascii="游ゴシック" w:cs="游ゴシック" w:eastAsia="游ゴシック" w:hAnsi="游ゴシック"/>
+                <w:rFonts w:ascii="Noto Sans JP" w:cs="Noto Sans JP" w:eastAsia="Noto Sans JP" w:hAnsi="Noto Sans JP"/>
                 <w:b w:val="false"/>
                 <w:bCs w:val="false"/>
                 <w:sz w:val="20"/>
@@ -2173,7 +2173,7 @@
           <w:p>
             <w:r>
               <w:rPr>
-                <w:rFonts w:ascii="游ゴシック" w:cs="游ゴシック" w:eastAsia="游ゴシック" w:hAnsi="游ゴシック"/>
+                <w:rFonts w:ascii="Noto Sans JP" w:cs="Noto Sans JP" w:eastAsia="Noto Sans JP" w:hAnsi="Noto Sans JP"/>
                 <w:b w:val="false"/>
                 <w:bCs w:val="false"/>
                 <w:sz w:val="20"/>
@@ -2205,7 +2205,7 @@
           <w:p>
             <w:r>
               <w:rPr>
-                <w:rFonts w:ascii="游ゴシック" w:cs="游ゴシック" w:eastAsia="游ゴシック" w:hAnsi="游ゴシック"/>
+                <w:rFonts w:ascii="Noto Sans JP" w:cs="Noto Sans JP" w:eastAsia="Noto Sans JP" w:hAnsi="Noto Sans JP"/>
                 <w:b w:val="false"/>
                 <w:bCs w:val="false"/>
                 <w:sz w:val="20"/>
@@ -2235,7 +2235,7 @@
           <w:p>
             <w:r>
               <w:rPr>
-                <w:rFonts w:ascii="游ゴシック" w:cs="游ゴシック" w:eastAsia="游ゴシック" w:hAnsi="游ゴシック"/>
+                <w:rFonts w:ascii="Noto Sans JP" w:cs="Noto Sans JP" w:eastAsia="Noto Sans JP" w:hAnsi="Noto Sans JP"/>
                 <w:b w:val="false"/>
                 <w:bCs w:val="false"/>
                 <w:sz w:val="20"/>
@@ -2265,7 +2265,7 @@
           <w:p>
             <w:r>
               <w:rPr>
-                <w:rFonts w:ascii="游ゴシック" w:cs="游ゴシック" w:eastAsia="游ゴシック" w:hAnsi="游ゴシック"/>
+                <w:rFonts w:ascii="Noto Sans JP" w:cs="Noto Sans JP" w:eastAsia="Noto Sans JP" w:hAnsi="Noto Sans JP"/>
                 <w:b w:val="false"/>
                 <w:bCs w:val="false"/>
                 <w:sz w:val="20"/>
@@ -2295,7 +2295,7 @@
           <w:p>
             <w:r>
               <w:rPr>
-                <w:rFonts w:ascii="游ゴシック" w:cs="游ゴシック" w:eastAsia="游ゴシック" w:hAnsi="游ゴシック"/>
+                <w:rFonts w:ascii="Noto Sans JP" w:cs="Noto Sans JP" w:eastAsia="Noto Sans JP" w:hAnsi="Noto Sans JP"/>
                 <w:b w:val="false"/>
                 <w:bCs w:val="false"/>
                 <w:sz w:val="20"/>
@@ -2328,7 +2328,7 @@
           <w:p>
             <w:r>
               <w:rPr>
-                <w:rFonts w:ascii="游ゴシック" w:cs="游ゴシック" w:eastAsia="游ゴシック" w:hAnsi="游ゴシック"/>
+                <w:rFonts w:ascii="Noto Sans JP" w:cs="Noto Sans JP" w:eastAsia="Noto Sans JP" w:hAnsi="Noto Sans JP"/>
                 <w:b w:val="false"/>
                 <w:bCs w:val="false"/>
                 <w:sz w:val="20"/>
@@ -2359,7 +2359,7 @@
           <w:p>
             <w:r>
               <w:rPr>
-                <w:rFonts w:ascii="游ゴシック" w:cs="游ゴシック" w:eastAsia="游ゴシック" w:hAnsi="游ゴシック"/>
+                <w:rFonts w:ascii="Noto Sans JP" w:cs="Noto Sans JP" w:eastAsia="Noto Sans JP" w:hAnsi="Noto Sans JP"/>
                 <w:b w:val="false"/>
                 <w:bCs w:val="false"/>
                 <w:sz w:val="20"/>
@@ -2390,7 +2390,7 @@
           <w:p>
             <w:r>
               <w:rPr>
-                <w:rFonts w:ascii="游ゴシック" w:cs="游ゴシック" w:eastAsia="游ゴシック" w:hAnsi="游ゴシック"/>
+                <w:rFonts w:ascii="Noto Sans JP" w:cs="Noto Sans JP" w:eastAsia="Noto Sans JP" w:hAnsi="Noto Sans JP"/>
                 <w:b w:val="false"/>
                 <w:bCs w:val="false"/>
                 <w:sz w:val="20"/>
@@ -2421,7 +2421,7 @@
           <w:p>
             <w:r>
               <w:rPr>
-                <w:rFonts w:ascii="游ゴシック" w:cs="游ゴシック" w:eastAsia="游ゴシック" w:hAnsi="游ゴシック"/>
+                <w:rFonts w:ascii="Noto Sans JP" w:cs="Noto Sans JP" w:eastAsia="Noto Sans JP" w:hAnsi="Noto Sans JP"/>
                 <w:b w:val="false"/>
                 <w:bCs w:val="false"/>
                 <w:sz w:val="20"/>
@@ -2453,7 +2453,7 @@
           <w:p>
             <w:r>
               <w:rPr>
-                <w:rFonts w:ascii="游ゴシック" w:cs="游ゴシック" w:eastAsia="游ゴシック" w:hAnsi="游ゴシック"/>
+                <w:rFonts w:ascii="Noto Sans JP" w:cs="Noto Sans JP" w:eastAsia="Noto Sans JP" w:hAnsi="Noto Sans JP"/>
                 <w:b w:val="false"/>
                 <w:bCs w:val="false"/>
                 <w:sz w:val="20"/>
@@ -2483,7 +2483,7 @@
           <w:p>
             <w:r>
               <w:rPr>
-                <w:rFonts w:ascii="游ゴシック" w:cs="游ゴシック" w:eastAsia="游ゴシック" w:hAnsi="游ゴシック"/>
+                <w:rFonts w:ascii="Noto Sans JP" w:cs="Noto Sans JP" w:eastAsia="Noto Sans JP" w:hAnsi="Noto Sans JP"/>
                 <w:b w:val="false"/>
                 <w:bCs w:val="false"/>
                 <w:sz w:val="20"/>
@@ -2513,7 +2513,7 @@
           <w:p>
             <w:r>
               <w:rPr>
-                <w:rFonts w:ascii="游ゴシック" w:cs="游ゴシック" w:eastAsia="游ゴシック" w:hAnsi="游ゴシック"/>
+                <w:rFonts w:ascii="Noto Sans JP" w:cs="Noto Sans JP" w:eastAsia="Noto Sans JP" w:hAnsi="Noto Sans JP"/>
                 <w:b w:val="false"/>
                 <w:bCs w:val="false"/>
                 <w:sz w:val="20"/>
@@ -2543,7 +2543,7 @@
           <w:p>
             <w:r>
               <w:rPr>
-                <w:rFonts w:ascii="游ゴシック" w:cs="游ゴシック" w:eastAsia="游ゴシック" w:hAnsi="游ゴシック"/>
+                <w:rFonts w:ascii="Noto Sans JP" w:cs="Noto Sans JP" w:eastAsia="Noto Sans JP" w:hAnsi="Noto Sans JP"/>
                 <w:b w:val="false"/>
                 <w:bCs w:val="false"/>
                 <w:sz w:val="20"/>
@@ -2576,7 +2576,7 @@
           <w:p>
             <w:r>
               <w:rPr>
-                <w:rFonts w:ascii="游ゴシック" w:cs="游ゴシック" w:eastAsia="游ゴシック" w:hAnsi="游ゴシック"/>
+                <w:rFonts w:ascii="Noto Sans JP" w:cs="Noto Sans JP" w:eastAsia="Noto Sans JP" w:hAnsi="Noto Sans JP"/>
                 <w:b w:val="false"/>
                 <w:bCs w:val="false"/>
                 <w:sz w:val="20"/>
@@ -2607,7 +2607,7 @@
           <w:p>
             <w:r>
               <w:rPr>
-                <w:rFonts w:ascii="游ゴシック" w:cs="游ゴシック" w:eastAsia="游ゴシック" w:hAnsi="游ゴシック"/>
+                <w:rFonts w:ascii="Noto Sans JP" w:cs="Noto Sans JP" w:eastAsia="Noto Sans JP" w:hAnsi="Noto Sans JP"/>
                 <w:b w:val="false"/>
                 <w:bCs w:val="false"/>
                 <w:sz w:val="20"/>
@@ -2638,7 +2638,7 @@
           <w:p>
             <w:r>
               <w:rPr>
-                <w:rFonts w:ascii="游ゴシック" w:cs="游ゴシック" w:eastAsia="游ゴシック" w:hAnsi="游ゴシック"/>
+                <w:rFonts w:ascii="Noto Sans JP" w:cs="Noto Sans JP" w:eastAsia="Noto Sans JP" w:hAnsi="Noto Sans JP"/>
                 <w:b w:val="false"/>
                 <w:bCs w:val="false"/>
                 <w:sz w:val="20"/>
@@ -2669,7 +2669,7 @@
           <w:p>
             <w:r>
               <w:rPr>
-                <w:rFonts w:ascii="游ゴシック" w:cs="游ゴシック" w:eastAsia="游ゴシック" w:hAnsi="游ゴシック"/>
+                <w:rFonts w:ascii="Noto Sans JP" w:cs="Noto Sans JP" w:eastAsia="Noto Sans JP" w:hAnsi="Noto Sans JP"/>
                 <w:b w:val="false"/>
                 <w:bCs w:val="false"/>
                 <w:sz w:val="20"/>
@@ -2688,7 +2688,7 @@
       </w:pPr>
       <w:r>
         <w:rPr>
-          <w:rFonts w:ascii="游ゴシック" w:cs="游ゴシック" w:eastAsia="游ゴシック" w:hAnsi="游ゴシック"/>
+          <w:rFonts w:ascii="Noto Sans JP" w:cs="Noto Sans JP" w:eastAsia="Noto Sans JP" w:hAnsi="Noto Sans JP"/>
           <w:i w:val="false"/>
           <w:iCs w:val="false"/>
           <w:color w:val="555555"/>
@@ -2713,7 +2713,7 @@
       </w:pPr>
       <w:r>
         <w:rPr>
-          <w:rFonts w:ascii="游ゴシック" w:cs="游ゴシック" w:eastAsia="游ゴシック" w:hAnsi="游ゴシック"/>
+          <w:rFonts w:ascii="Noto Sans JP" w:cs="Noto Sans JP" w:eastAsia="Noto Sans JP" w:hAnsi="Noto Sans JP"/>
           <w:b/>
           <w:bCs/>
           <w:color w:val="1E2761"/>
@@ -2729,7 +2729,7 @@
       </w:pPr>
       <w:r>
         <w:rPr>
-          <w:rFonts w:ascii="游ゴシック" w:cs="游ゴシック" w:eastAsia="游ゴシック" w:hAnsi="游ゴシック"/>
+          <w:rFonts w:ascii="Noto Sans JP" w:cs="Noto Sans JP" w:eastAsia="Noto Sans JP" w:hAnsi="Noto Sans JP"/>
           <w:b w:val="false"/>
           <w:bCs w:val="false"/>
           <w:sz w:val="21"/>
@@ -2745,7 +2745,7 @@
       </w:pPr>
       <w:r>
         <w:rPr>
-          <w:rFonts w:ascii="游ゴシック" w:cs="游ゴシック" w:eastAsia="游ゴシック" w:hAnsi="游ゴシック"/>
+          <w:rFonts w:ascii="Noto Sans JP" w:cs="Noto Sans JP" w:eastAsia="Noto Sans JP" w:hAnsi="Noto Sans JP"/>
           <w:b/>
           <w:bCs/>
           <w:color w:val="1E2761"/>
@@ -2796,7 +2796,7 @@
           <w:p>
             <w:r>
               <w:rPr>
-                <w:rFonts w:ascii="游ゴシック" w:cs="游ゴシック" w:eastAsia="游ゴシック" w:hAnsi="游ゴシック"/>
+                <w:rFonts w:ascii="Noto Sans JP" w:cs="Noto Sans JP" w:eastAsia="Noto Sans JP" w:hAnsi="Noto Sans JP"/>
                 <w:b/>
                 <w:bCs/>
                 <w:color w:val="FFFFFF"/>
@@ -2828,7 +2828,7 @@
           <w:p>
             <w:r>
               <w:rPr>
-                <w:rFonts w:ascii="游ゴシック" w:cs="游ゴシック" w:eastAsia="游ゴシック" w:hAnsi="游ゴシック"/>
+                <w:rFonts w:ascii="Noto Sans JP" w:cs="Noto Sans JP" w:eastAsia="Noto Sans JP" w:hAnsi="Noto Sans JP"/>
                 <w:b/>
                 <w:bCs/>
                 <w:color w:val="FFFFFF"/>
@@ -2861,7 +2861,7 @@
           <w:p>
             <w:r>
               <w:rPr>
-                <w:rFonts w:ascii="游ゴシック" w:cs="游ゴシック" w:eastAsia="游ゴシック" w:hAnsi="游ゴシック"/>
+                <w:rFonts w:ascii="Noto Sans JP" w:cs="Noto Sans JP" w:eastAsia="Noto Sans JP" w:hAnsi="Noto Sans JP"/>
                 <w:b w:val="false"/>
                 <w:bCs w:val="false"/>
                 <w:sz w:val="20"/>
@@ -2891,7 +2891,7 @@
           <w:p>
             <w:r>
               <w:rPr>
-                <w:rFonts w:ascii="游ゴシック" w:cs="游ゴシック" w:eastAsia="游ゴシック" w:hAnsi="游ゴシック"/>
+                <w:rFonts w:ascii="Noto Sans JP" w:cs="Noto Sans JP" w:eastAsia="Noto Sans JP" w:hAnsi="Noto Sans JP"/>
                 <w:b w:val="false"/>
                 <w:bCs w:val="false"/>
                 <w:sz w:val="20"/>
@@ -2924,7 +2924,7 @@
           <w:p>
             <w:r>
               <w:rPr>
-                <w:rFonts w:ascii="游ゴシック" w:cs="游ゴシック" w:eastAsia="游ゴシック" w:hAnsi="游ゴシック"/>
+                <w:rFonts w:ascii="Noto Sans JP" w:cs="Noto Sans JP" w:eastAsia="Noto Sans JP" w:hAnsi="Noto Sans JP"/>
                 <w:b w:val="false"/>
                 <w:bCs w:val="false"/>
                 <w:sz w:val="20"/>
@@ -2955,7 +2955,7 @@
           <w:p>
             <w:r>
               <w:rPr>
-                <w:rFonts w:ascii="游ゴシック" w:cs="游ゴシック" w:eastAsia="游ゴシック" w:hAnsi="游ゴシック"/>
+                <w:rFonts w:ascii="Noto Sans JP" w:cs="Noto Sans JP" w:eastAsia="Noto Sans JP" w:hAnsi="Noto Sans JP"/>
                 <w:b w:val="false"/>
                 <w:bCs w:val="false"/>
                 <w:sz w:val="20"/>
@@ -2987,7 +2987,7 @@
           <w:p>
             <w:r>
               <w:rPr>
-                <w:rFonts w:ascii="游ゴシック" w:cs="游ゴシック" w:eastAsia="游ゴシック" w:hAnsi="游ゴシック"/>
+                <w:rFonts w:ascii="Noto Sans JP" w:cs="Noto Sans JP" w:eastAsia="Noto Sans JP" w:hAnsi="Noto Sans JP"/>
                 <w:b w:val="false"/>
                 <w:bCs w:val="false"/>
                 <w:sz w:val="20"/>
@@ -3017,7 +3017,7 @@
           <w:p>
             <w:r>
               <w:rPr>
-                <w:rFonts w:ascii="游ゴシック" w:cs="游ゴシック" w:eastAsia="游ゴシック" w:hAnsi="游ゴシック"/>
+                <w:rFonts w:ascii="Noto Sans JP" w:cs="Noto Sans JP" w:eastAsia="Noto Sans JP" w:hAnsi="Noto Sans JP"/>
                 <w:b w:val="false"/>
                 <w:bCs w:val="false"/>
                 <w:sz w:val="20"/>
@@ -3050,7 +3050,7 @@
           <w:p>
             <w:r>
               <w:rPr>
-                <w:rFonts w:ascii="游ゴシック" w:cs="游ゴシック" w:eastAsia="游ゴシック" w:hAnsi="游ゴシック"/>
+                <w:rFonts w:ascii="Noto Sans JP" w:cs="Noto Sans JP" w:eastAsia="Noto Sans JP" w:hAnsi="Noto Sans JP"/>
                 <w:b w:val="false"/>
                 <w:bCs w:val="false"/>
                 <w:sz w:val="20"/>
@@ -3081,7 +3081,7 @@
           <w:p>
             <w:r>
               <w:rPr>
-                <w:rFonts w:ascii="游ゴシック" w:cs="游ゴシック" w:eastAsia="游ゴシック" w:hAnsi="游ゴシック"/>
+                <w:rFonts w:ascii="Noto Sans JP" w:cs="Noto Sans JP" w:eastAsia="Noto Sans JP" w:hAnsi="Noto Sans JP"/>
                 <w:b w:val="false"/>
                 <w:bCs w:val="false"/>
                 <w:sz w:val="20"/>
@@ -3113,7 +3113,7 @@
           <w:p>
             <w:r>
               <w:rPr>
-                <w:rFonts w:ascii="游ゴシック" w:cs="游ゴシック" w:eastAsia="游ゴシック" w:hAnsi="游ゴシック"/>
+                <w:rFonts w:ascii="Noto Sans JP" w:cs="Noto Sans JP" w:eastAsia="Noto Sans JP" w:hAnsi="Noto Sans JP"/>
                 <w:b w:val="false"/>
                 <w:bCs w:val="false"/>
                 <w:sz w:val="20"/>
@@ -3143,7 +3143,7 @@
           <w:p>
             <w:r>
               <w:rPr>
-                <w:rFonts w:ascii="游ゴシック" w:cs="游ゴシック" w:eastAsia="游ゴシック" w:hAnsi="游ゴシック"/>
+                <w:rFonts w:ascii="Noto Sans JP" w:cs="Noto Sans JP" w:eastAsia="Noto Sans JP" w:hAnsi="Noto Sans JP"/>
                 <w:b w:val="false"/>
                 <w:bCs w:val="false"/>
                 <w:sz w:val="20"/>
@@ -3176,7 +3176,7 @@
           <w:p>
             <w:r>
               <w:rPr>
-                <w:rFonts w:ascii="游ゴシック" w:cs="游ゴシック" w:eastAsia="游ゴシック" w:hAnsi="游ゴシック"/>
+                <w:rFonts w:ascii="Noto Sans JP" w:cs="Noto Sans JP" w:eastAsia="Noto Sans JP" w:hAnsi="Noto Sans JP"/>
                 <w:b w:val="false"/>
                 <w:bCs w:val="false"/>
                 <w:sz w:val="20"/>
@@ -3207,7 +3207,7 @@
           <w:p>
             <w:r>
               <w:rPr>
-                <w:rFonts w:ascii="游ゴシック" w:cs="游ゴシック" w:eastAsia="游ゴシック" w:hAnsi="游ゴシック"/>
+                <w:rFonts w:ascii="Noto Sans JP" w:cs="Noto Sans JP" w:eastAsia="Noto Sans JP" w:hAnsi="Noto Sans JP"/>
                 <w:b w:val="false"/>
                 <w:bCs w:val="false"/>
                 <w:sz w:val="20"/>
@@ -3239,7 +3239,7 @@
           <w:p>
             <w:r>
               <w:rPr>
-                <w:rFonts w:ascii="游ゴシック" w:cs="游ゴシック" w:eastAsia="游ゴシック" w:hAnsi="游ゴシック"/>
+                <w:rFonts w:ascii="Noto Sans JP" w:cs="Noto Sans JP" w:eastAsia="Noto Sans JP" w:hAnsi="Noto Sans JP"/>
                 <w:b w:val="false"/>
                 <w:bCs w:val="false"/>
                 <w:sz w:val="20"/>
@@ -3269,7 +3269,7 @@
           <w:p>
             <w:r>
               <w:rPr>
-                <w:rFonts w:ascii="游ゴシック" w:cs="游ゴシック" w:eastAsia="游ゴシック" w:hAnsi="游ゴシック"/>
+                <w:rFonts w:ascii="Noto Sans JP" w:cs="Noto Sans JP" w:eastAsia="Noto Sans JP" w:hAnsi="Noto Sans JP"/>
                 <w:b w:val="false"/>
                 <w:bCs w:val="false"/>
                 <w:sz w:val="20"/>
@@ -3288,7 +3288,7 @@
       </w:pPr>
       <w:r>
         <w:rPr>
-          <w:rFonts w:ascii="游ゴシック" w:cs="游ゴシック" w:eastAsia="游ゴシック" w:hAnsi="游ゴシック"/>
+          <w:rFonts w:ascii="Noto Sans JP" w:cs="Noto Sans JP" w:eastAsia="Noto Sans JP" w:hAnsi="Noto Sans JP"/>
           <w:b/>
           <w:bCs/>
           <w:color w:val="1E2761"/>
@@ -3309,7 +3309,7 @@
       </w:pPr>
       <w:r>
         <w:rPr>
-          <w:rFonts w:ascii="游ゴシック" w:cs="游ゴシック" w:eastAsia="游ゴシック" w:hAnsi="游ゴシック"/>
+          <w:rFonts w:ascii="Noto Sans JP" w:cs="Noto Sans JP" w:eastAsia="Noto Sans JP" w:hAnsi="Noto Sans JP"/>
           <w:sz w:val="21"/>
           <w:szCs w:val="21"/>
         </w:rPr>
@@ -3327,7 +3327,7 @@
       </w:pPr>
       <w:r>
         <w:rPr>
-          <w:rFonts w:ascii="游ゴシック" w:cs="游ゴシック" w:eastAsia="游ゴシック" w:hAnsi="游ゴシック"/>
+          <w:rFonts w:ascii="Noto Sans JP" w:cs="Noto Sans JP" w:eastAsia="Noto Sans JP" w:hAnsi="Noto Sans JP"/>
           <w:sz w:val="21"/>
           <w:szCs w:val="21"/>
         </w:rPr>
@@ -3345,7 +3345,7 @@
       </w:pPr>
       <w:r>
         <w:rPr>
-          <w:rFonts w:ascii="游ゴシック" w:cs="游ゴシック" w:eastAsia="游ゴシック" w:hAnsi="游ゴシック"/>
+          <w:rFonts w:ascii="Noto Sans JP" w:cs="Noto Sans JP" w:eastAsia="Noto Sans JP" w:hAnsi="Noto Sans JP"/>
           <w:sz w:val="21"/>
           <w:szCs w:val="21"/>
         </w:rPr>
@@ -3363,7 +3363,7 @@
       </w:pPr>
       <w:r>
         <w:rPr>
-          <w:rFonts w:ascii="游ゴシック" w:cs="游ゴシック" w:eastAsia="游ゴシック" w:hAnsi="游ゴシック"/>
+          <w:rFonts w:ascii="Noto Sans JP" w:cs="Noto Sans JP" w:eastAsia="Noto Sans JP" w:hAnsi="Noto Sans JP"/>
           <w:sz w:val="21"/>
           <w:szCs w:val="21"/>
         </w:rPr>
@@ -3409,7 +3409,7 @@
             </w:pPr>
             <w:r>
               <w:rPr>
-                <w:rFonts w:ascii="游ゴシック" w:cs="游ゴシック" w:eastAsia="游ゴシック" w:hAnsi="游ゴシック"/>
+                <w:rFonts w:ascii="Noto Sans JP" w:cs="Noto Sans JP" w:eastAsia="Noto Sans JP" w:hAnsi="Noto Sans JP"/>
                 <w:i/>
                 <w:iCs/>
                 <w:color w:val="777777"/>
@@ -3429,7 +3429,7 @@
       </w:pPr>
       <w:r>
         <w:rPr>
-          <w:rFonts w:ascii="游ゴシック" w:cs="游ゴシック" w:eastAsia="游ゴシック" w:hAnsi="游ゴシック"/>
+          <w:rFonts w:ascii="Noto Sans JP" w:cs="Noto Sans JP" w:eastAsia="Noto Sans JP" w:hAnsi="Noto Sans JP"/>
           <w:b/>
           <w:bCs/>
           <w:color w:val="1E2761"/>
@@ -3480,7 +3480,7 @@
           <w:p>
             <w:r>
               <w:rPr>
-                <w:rFonts w:ascii="游ゴシック" w:cs="游ゴシック" w:eastAsia="游ゴシック" w:hAnsi="游ゴシック"/>
+                <w:rFonts w:ascii="Noto Sans JP" w:cs="Noto Sans JP" w:eastAsia="Noto Sans JP" w:hAnsi="Noto Sans JP"/>
                 <w:b/>
                 <w:bCs/>
                 <w:color w:val="FFFFFF"/>
@@ -3512,7 +3512,7 @@
           <w:p>
             <w:r>
               <w:rPr>
-                <w:rFonts w:ascii="游ゴシック" w:cs="游ゴシック" w:eastAsia="游ゴシック" w:hAnsi="游ゴシック"/>
+                <w:rFonts w:ascii="Noto Sans JP" w:cs="Noto Sans JP" w:eastAsia="Noto Sans JP" w:hAnsi="Noto Sans JP"/>
                 <w:b/>
                 <w:bCs/>
                 <w:color w:val="FFFFFF"/>
@@ -3545,7 +3545,7 @@
           <w:p>
             <w:r>
               <w:rPr>
-                <w:rFonts w:ascii="游ゴシック" w:cs="游ゴシック" w:eastAsia="游ゴシック" w:hAnsi="游ゴシック"/>
+                <w:rFonts w:ascii="Noto Sans JP" w:cs="Noto Sans JP" w:eastAsia="Noto Sans JP" w:hAnsi="Noto Sans JP"/>
                 <w:b w:val="false"/>
                 <w:bCs w:val="false"/>
                 <w:sz w:val="20"/>
@@ -3575,7 +3575,7 @@
           <w:p>
             <w:r>
               <w:rPr>
-                <w:rFonts w:ascii="游ゴシック" w:cs="游ゴシック" w:eastAsia="游ゴシック" w:hAnsi="游ゴシック"/>
+                <w:rFonts w:ascii="Noto Sans JP" w:cs="Noto Sans JP" w:eastAsia="Noto Sans JP" w:hAnsi="Noto Sans JP"/>
                 <w:b w:val="false"/>
                 <w:bCs w:val="false"/>
                 <w:sz w:val="20"/>
@@ -3608,7 +3608,7 @@
           <w:p>
             <w:r>
               <w:rPr>
-                <w:rFonts w:ascii="游ゴシック" w:cs="游ゴシック" w:eastAsia="游ゴシック" w:hAnsi="游ゴシック"/>
+                <w:rFonts w:ascii="Noto Sans JP" w:cs="Noto Sans JP" w:eastAsia="Noto Sans JP" w:hAnsi="Noto Sans JP"/>
                 <w:b w:val="false"/>
                 <w:bCs w:val="false"/>
                 <w:sz w:val="20"/>
@@ -3639,7 +3639,7 @@
           <w:p>
             <w:r>
               <w:rPr>
-                <w:rFonts w:ascii="游ゴシック" w:cs="游ゴシック" w:eastAsia="游ゴシック" w:hAnsi="游ゴシック"/>
+                <w:rFonts w:ascii="Noto Sans JP" w:cs="Noto Sans JP" w:eastAsia="Noto Sans JP" w:hAnsi="Noto Sans JP"/>
                 <w:b w:val="false"/>
                 <w:bCs w:val="false"/>
                 <w:sz w:val="20"/>
@@ -3666,7 +3666,7 @@
       </w:pPr>
       <w:r>
         <w:rPr>
-          <w:rFonts w:ascii="游ゴシック" w:cs="游ゴシック" w:eastAsia="游ゴシック" w:hAnsi="游ゴシック"/>
+          <w:rFonts w:ascii="Noto Sans JP" w:cs="Noto Sans JP" w:eastAsia="Noto Sans JP" w:hAnsi="Noto Sans JP"/>
           <w:b/>
           <w:bCs/>
           <w:color w:val="1E2761"/>
@@ -3682,7 +3682,7 @@
       </w:pPr>
       <w:r>
         <w:rPr>
-          <w:rFonts w:ascii="游ゴシック" w:cs="游ゴシック" w:eastAsia="游ゴシック" w:hAnsi="游ゴシック"/>
+          <w:rFonts w:ascii="Noto Sans JP" w:cs="Noto Sans JP" w:eastAsia="Noto Sans JP" w:hAnsi="Noto Sans JP"/>
           <w:b w:val="false"/>
           <w:bCs w:val="false"/>
           <w:sz w:val="21"/>
@@ -3702,7 +3702,7 @@
       </w:pPr>
       <w:r>
         <w:rPr>
-          <w:rFonts w:ascii="游ゴシック" w:cs="游ゴシック" w:eastAsia="游ゴシック" w:hAnsi="游ゴシック"/>
+          <w:rFonts w:ascii="Noto Sans JP" w:cs="Noto Sans JP" w:eastAsia="Noto Sans JP" w:hAnsi="Noto Sans JP"/>
           <w:sz w:val="21"/>
           <w:szCs w:val="21"/>
         </w:rPr>
@@ -3720,7 +3720,7 @@
       </w:pPr>
       <w:r>
         <w:rPr>
-          <w:rFonts w:ascii="游ゴシック" w:cs="游ゴシック" w:eastAsia="游ゴシック" w:hAnsi="游ゴシック"/>
+          <w:rFonts w:ascii="Noto Sans JP" w:cs="Noto Sans JP" w:eastAsia="Noto Sans JP" w:hAnsi="Noto Sans JP"/>
           <w:sz w:val="21"/>
           <w:szCs w:val="21"/>
         </w:rPr>
@@ -3738,7 +3738,7 @@
       </w:pPr>
       <w:r>
         <w:rPr>
-          <w:rFonts w:ascii="游ゴシック" w:cs="游ゴシック" w:eastAsia="游ゴシック" w:hAnsi="游ゴシック"/>
+          <w:rFonts w:ascii="Noto Sans JP" w:cs="Noto Sans JP" w:eastAsia="Noto Sans JP" w:hAnsi="Noto Sans JP"/>
           <w:sz w:val="21"/>
           <w:szCs w:val="21"/>
         </w:rPr>
@@ -3756,7 +3756,7 @@
       </w:pPr>
       <w:r>
         <w:rPr>
-          <w:rFonts w:ascii="游ゴシック" w:cs="游ゴシック" w:eastAsia="游ゴシック" w:hAnsi="游ゴシック"/>
+          <w:rFonts w:ascii="Noto Sans JP" w:cs="Noto Sans JP" w:eastAsia="Noto Sans JP" w:hAnsi="Noto Sans JP"/>
           <w:sz w:val="21"/>
           <w:szCs w:val="21"/>
         </w:rPr>
@@ -3802,7 +3802,7 @@
             </w:pPr>
             <w:r>
               <w:rPr>
-                <w:rFonts w:ascii="游ゴシック" w:cs="游ゴシック" w:eastAsia="游ゴシック" w:hAnsi="游ゴシック"/>
+                <w:rFonts w:ascii="Noto Sans JP" w:cs="Noto Sans JP" w:eastAsia="Noto Sans JP" w:hAnsi="Noto Sans JP"/>
                 <w:i/>
                 <w:iCs/>
                 <w:color w:val="777777"/>
@@ -3822,7 +3822,7 @@
       </w:pPr>
       <w:r>
         <w:rPr>
-          <w:rFonts w:ascii="游ゴシック" w:cs="游ゴシック" w:eastAsia="游ゴシック" w:hAnsi="游ゴシック"/>
+          <w:rFonts w:ascii="Noto Sans JP" w:cs="Noto Sans JP" w:eastAsia="Noto Sans JP" w:hAnsi="Noto Sans JP"/>
           <w:i w:val="false"/>
           <w:iCs w:val="false"/>
           <w:color w:val="555555"/>
@@ -3839,7 +3839,7 @@
       </w:pPr>
       <w:r>
         <w:rPr>
-          <w:rFonts w:ascii="游ゴシック" w:cs="游ゴシック" w:eastAsia="游ゴシック" w:hAnsi="游ゴシック"/>
+          <w:rFonts w:ascii="Noto Sans JP" w:cs="Noto Sans JP" w:eastAsia="Noto Sans JP" w:hAnsi="Noto Sans JP"/>
           <w:i w:val="false"/>
           <w:iCs w:val="false"/>
           <w:color w:val="555555"/>
@@ -3864,7 +3864,7 @@
       </w:pPr>
       <w:r>
         <w:rPr>
-          <w:rFonts w:ascii="游ゴシック" w:cs="游ゴシック" w:eastAsia="游ゴシック" w:hAnsi="游ゴシック"/>
+          <w:rFonts w:ascii="Noto Sans JP" w:cs="Noto Sans JP" w:eastAsia="Noto Sans JP" w:hAnsi="Noto Sans JP"/>
           <w:b/>
           <w:bCs/>
           <w:color w:val="1E2761"/>
@@ -3880,7 +3880,7 @@
       </w:pPr>
       <w:r>
         <w:rPr>
-          <w:rFonts w:ascii="游ゴシック" w:cs="游ゴシック" w:eastAsia="游ゴシック" w:hAnsi="游ゴシック"/>
+          <w:rFonts w:ascii="Noto Sans JP" w:cs="Noto Sans JP" w:eastAsia="Noto Sans JP" w:hAnsi="Noto Sans JP"/>
           <w:b w:val="false"/>
           <w:bCs w:val="false"/>
           <w:sz w:val="21"/>
@@ -3930,7 +3930,7 @@
           <w:p>
             <w:r>
               <w:rPr>
-                <w:rFonts w:ascii="游ゴシック" w:cs="游ゴシック" w:eastAsia="游ゴシック" w:hAnsi="游ゴシック"/>
+                <w:rFonts w:ascii="Noto Sans JP" w:cs="Noto Sans JP" w:eastAsia="Noto Sans JP" w:hAnsi="Noto Sans JP"/>
                 <w:b/>
                 <w:bCs/>
                 <w:color w:val="FFFFFF"/>
@@ -3962,7 +3962,7 @@
           <w:p>
             <w:r>
               <w:rPr>
-                <w:rFonts w:ascii="游ゴシック" w:cs="游ゴシック" w:eastAsia="游ゴシック" w:hAnsi="游ゴシック"/>
+                <w:rFonts w:ascii="Noto Sans JP" w:cs="Noto Sans JP" w:eastAsia="Noto Sans JP" w:hAnsi="Noto Sans JP"/>
                 <w:b/>
                 <w:bCs/>
                 <w:color w:val="FFFFFF"/>
@@ -3995,7 +3995,7 @@
           <w:p>
             <w:r>
               <w:rPr>
-                <w:rFonts w:ascii="游ゴシック" w:cs="游ゴシック" w:eastAsia="游ゴシック" w:hAnsi="游ゴシック"/>
+                <w:rFonts w:ascii="Noto Sans JP" w:cs="Noto Sans JP" w:eastAsia="Noto Sans JP" w:hAnsi="Noto Sans JP"/>
                 <w:b w:val="false"/>
                 <w:bCs w:val="false"/>
                 <w:sz w:val="20"/>
@@ -4025,7 +4025,7 @@
           <w:p>
             <w:r>
               <w:rPr>
-                <w:rFonts w:ascii="游ゴシック" w:cs="游ゴシック" w:eastAsia="游ゴシック" w:hAnsi="游ゴシック"/>
+                <w:rFonts w:ascii="Noto Sans JP" w:cs="Noto Sans JP" w:eastAsia="Noto Sans JP" w:hAnsi="Noto Sans JP"/>
                 <w:b w:val="false"/>
                 <w:bCs w:val="false"/>
                 <w:sz w:val="20"/>
@@ -4058,7 +4058,7 @@
           <w:p>
             <w:r>
               <w:rPr>
-                <w:rFonts w:ascii="游ゴシック" w:cs="游ゴシック" w:eastAsia="游ゴシック" w:hAnsi="游ゴシック"/>
+                <w:rFonts w:ascii="Noto Sans JP" w:cs="Noto Sans JP" w:eastAsia="Noto Sans JP" w:hAnsi="Noto Sans JP"/>
                 <w:b w:val="false"/>
                 <w:bCs w:val="false"/>
                 <w:sz w:val="20"/>
@@ -4089,7 +4089,7 @@
           <w:p>
             <w:r>
               <w:rPr>
-                <w:rFonts w:ascii="游ゴシック" w:cs="游ゴシック" w:eastAsia="游ゴシック" w:hAnsi="游ゴシック"/>
+                <w:rFonts w:ascii="Noto Sans JP" w:cs="Noto Sans JP" w:eastAsia="Noto Sans JP" w:hAnsi="Noto Sans JP"/>
                 <w:b w:val="false"/>
                 <w:bCs w:val="false"/>
                 <w:sz w:val="20"/>
@@ -4121,7 +4121,7 @@
           <w:p>
             <w:r>
               <w:rPr>
-                <w:rFonts w:ascii="游ゴシック" w:cs="游ゴシック" w:eastAsia="游ゴシック" w:hAnsi="游ゴシック"/>
+                <w:rFonts w:ascii="Noto Sans JP" w:cs="Noto Sans JP" w:eastAsia="Noto Sans JP" w:hAnsi="Noto Sans JP"/>
                 <w:b w:val="false"/>
                 <w:bCs w:val="false"/>
                 <w:sz w:val="20"/>
@@ -4151,7 +4151,7 @@
           <w:p>
             <w:r>
               <w:rPr>
-                <w:rFonts w:ascii="游ゴシック" w:cs="游ゴシック" w:eastAsia="游ゴシック" w:hAnsi="游ゴシック"/>
+                <w:rFonts w:ascii="Noto Sans JP" w:cs="Noto Sans JP" w:eastAsia="Noto Sans JP" w:hAnsi="Noto Sans JP"/>
                 <w:b w:val="false"/>
                 <w:bCs w:val="false"/>
                 <w:sz w:val="20"/>
@@ -4184,7 +4184,7 @@
           <w:p>
             <w:r>
               <w:rPr>
-                <w:rFonts w:ascii="游ゴシック" w:cs="游ゴシック" w:eastAsia="游ゴシック" w:hAnsi="游ゴシック"/>
+                <w:rFonts w:ascii="Noto Sans JP" w:cs="Noto Sans JP" w:eastAsia="Noto Sans JP" w:hAnsi="Noto Sans JP"/>
                 <w:b w:val="false"/>
                 <w:bCs w:val="false"/>
                 <w:sz w:val="20"/>
@@ -4215,7 +4215,7 @@
           <w:p>
             <w:r>
               <w:rPr>
-                <w:rFonts w:ascii="游ゴシック" w:cs="游ゴシック" w:eastAsia="游ゴシック" w:hAnsi="游ゴシック"/>
+                <w:rFonts w:ascii="Noto Sans JP" w:cs="Noto Sans JP" w:eastAsia="Noto Sans JP" w:hAnsi="Noto Sans JP"/>
                 <w:b w:val="false"/>
                 <w:bCs w:val="false"/>
                 <w:sz w:val="20"/>
@@ -4242,7 +4242,7 @@
       </w:pPr>
       <w:r>
         <w:rPr>
-          <w:rFonts w:ascii="游ゴシック" w:cs="游ゴシック" w:eastAsia="游ゴシック" w:hAnsi="游ゴシック"/>
+          <w:rFonts w:ascii="Noto Sans JP" w:cs="Noto Sans JP" w:eastAsia="Noto Sans JP" w:hAnsi="Noto Sans JP"/>
           <w:b/>
           <w:bCs/>
           <w:color w:val="1E2761"/>
@@ -4294,7 +4294,7 @@
           <w:p>
             <w:r>
               <w:rPr>
-                <w:rFonts w:ascii="游ゴシック" w:cs="游ゴシック" w:eastAsia="游ゴシック" w:hAnsi="游ゴシック"/>
+                <w:rFonts w:ascii="Noto Sans JP" w:cs="Noto Sans JP" w:eastAsia="Noto Sans JP" w:hAnsi="Noto Sans JP"/>
                 <w:b/>
                 <w:bCs/>
                 <w:color w:val="FFFFFF"/>
@@ -4326,7 +4326,7 @@
           <w:p>
             <w:r>
               <w:rPr>
-                <w:rFonts w:ascii="游ゴシック" w:cs="游ゴシック" w:eastAsia="游ゴシック" w:hAnsi="游ゴシック"/>
+                <w:rFonts w:ascii="Noto Sans JP" w:cs="Noto Sans JP" w:eastAsia="Noto Sans JP" w:hAnsi="Noto Sans JP"/>
                 <w:b/>
                 <w:bCs/>
                 <w:color w:val="FFFFFF"/>
@@ -4358,7 +4358,7 @@
           <w:p>
             <w:r>
               <w:rPr>
-                <w:rFonts w:ascii="游ゴシック" w:cs="游ゴシック" w:eastAsia="游ゴシック" w:hAnsi="游ゴシック"/>
+                <w:rFonts w:ascii="Noto Sans JP" w:cs="Noto Sans JP" w:eastAsia="Noto Sans JP" w:hAnsi="Noto Sans JP"/>
                 <w:b/>
                 <w:bCs/>
                 <w:color w:val="FFFFFF"/>
@@ -4391,7 +4391,7 @@
           <w:p>
             <w:r>
               <w:rPr>
-                <w:rFonts w:ascii="游ゴシック" w:cs="游ゴシック" w:eastAsia="游ゴシック" w:hAnsi="游ゴシック"/>
+                <w:rFonts w:ascii="Noto Sans JP" w:cs="Noto Sans JP" w:eastAsia="Noto Sans JP" w:hAnsi="Noto Sans JP"/>
                 <w:b w:val="false"/>
                 <w:bCs w:val="false"/>
                 <w:sz w:val="20"/>
@@ -4421,7 +4421,7 @@
           <w:p>
             <w:r>
               <w:rPr>
-                <w:rFonts w:ascii="游ゴシック" w:cs="游ゴシック" w:eastAsia="游ゴシック" w:hAnsi="游ゴシック"/>
+                <w:rFonts w:ascii="Noto Sans JP" w:cs="Noto Sans JP" w:eastAsia="Noto Sans JP" w:hAnsi="Noto Sans JP"/>
                 <w:b w:val="false"/>
                 <w:bCs w:val="false"/>
                 <w:sz w:val="20"/>
@@ -4451,7 +4451,7 @@
           <w:p>
             <w:r>
               <w:rPr>
-                <w:rFonts w:ascii="游ゴシック" w:cs="游ゴシック" w:eastAsia="游ゴシック" w:hAnsi="游ゴシック"/>
+                <w:rFonts w:ascii="Noto Sans JP" w:cs="Noto Sans JP" w:eastAsia="Noto Sans JP" w:hAnsi="Noto Sans JP"/>
                 <w:b w:val="false"/>
                 <w:bCs w:val="false"/>
                 <w:sz w:val="20"/>
@@ -4484,7 +4484,7 @@
           <w:p>
             <w:r>
               <w:rPr>
-                <w:rFonts w:ascii="游ゴシック" w:cs="游ゴシック" w:eastAsia="游ゴシック" w:hAnsi="游ゴシック"/>
+                <w:rFonts w:ascii="Noto Sans JP" w:cs="Noto Sans JP" w:eastAsia="Noto Sans JP" w:hAnsi="Noto Sans JP"/>
                 <w:b w:val="false"/>
                 <w:bCs w:val="false"/>
                 <w:sz w:val="20"/>
@@ -4515,7 +4515,7 @@
           <w:p>
             <w:r>
               <w:rPr>
-                <w:rFonts w:ascii="游ゴシック" w:cs="游ゴシック" w:eastAsia="游ゴシック" w:hAnsi="游ゴシック"/>
+                <w:rFonts w:ascii="Noto Sans JP" w:cs="Noto Sans JP" w:eastAsia="Noto Sans JP" w:hAnsi="Noto Sans JP"/>
                 <w:b w:val="false"/>
                 <w:bCs w:val="false"/>
                 <w:sz w:val="20"/>
@@ -4546,7 +4546,7 @@
           <w:p>
             <w:r>
               <w:rPr>
-                <w:rFonts w:ascii="游ゴシック" w:cs="游ゴシック" w:eastAsia="游ゴシック" w:hAnsi="游ゴシック"/>
+                <w:rFonts w:ascii="Noto Sans JP" w:cs="Noto Sans JP" w:eastAsia="Noto Sans JP" w:hAnsi="Noto Sans JP"/>
                 <w:b w:val="false"/>
                 <w:bCs w:val="false"/>
                 <w:sz w:val="20"/>
@@ -4578,7 +4578,7 @@
           <w:p>
             <w:r>
               <w:rPr>
-                <w:rFonts w:ascii="游ゴシック" w:cs="游ゴシック" w:eastAsia="游ゴシック" w:hAnsi="游ゴシック"/>
+                <w:rFonts w:ascii="Noto Sans JP" w:cs="Noto Sans JP" w:eastAsia="Noto Sans JP" w:hAnsi="Noto Sans JP"/>
                 <w:b w:val="false"/>
                 <w:bCs w:val="false"/>
                 <w:sz w:val="20"/>
@@ -4608,7 +4608,7 @@
           <w:p>
             <w:r>
               <w:rPr>
-                <w:rFonts w:ascii="游ゴシック" w:cs="游ゴシック" w:eastAsia="游ゴシック" w:hAnsi="游ゴシック"/>
+                <w:rFonts w:ascii="Noto Sans JP" w:cs="Noto Sans JP" w:eastAsia="Noto Sans JP" w:hAnsi="Noto Sans JP"/>
                 <w:b w:val="false"/>
                 <w:bCs w:val="false"/>
                 <w:sz w:val="20"/>
@@ -4638,7 +4638,7 @@
           <w:p>
             <w:r>
               <w:rPr>
-                <w:rFonts w:ascii="游ゴシック" w:cs="游ゴシック" w:eastAsia="游ゴシック" w:hAnsi="游ゴシック"/>
+                <w:rFonts w:ascii="Noto Sans JP" w:cs="Noto Sans JP" w:eastAsia="Noto Sans JP" w:hAnsi="Noto Sans JP"/>
                 <w:b w:val="false"/>
                 <w:bCs w:val="false"/>
                 <w:sz w:val="20"/>
@@ -4671,7 +4671,7 @@
           <w:p>
             <w:r>
               <w:rPr>
-                <w:rFonts w:ascii="游ゴシック" w:cs="游ゴシック" w:eastAsia="游ゴシック" w:hAnsi="游ゴシック"/>
+                <w:rFonts w:ascii="Noto Sans JP" w:cs="Noto Sans JP" w:eastAsia="Noto Sans JP" w:hAnsi="Noto Sans JP"/>
                 <w:b w:val="false"/>
                 <w:bCs w:val="false"/>
                 <w:sz w:val="20"/>
@@ -4702,7 +4702,7 @@
           <w:p>
             <w:r>
               <w:rPr>
-                <w:rFonts w:ascii="游ゴシック" w:cs="游ゴシック" w:eastAsia="游ゴシック" w:hAnsi="游ゴシック"/>
+                <w:rFonts w:ascii="Noto Sans JP" w:cs="Noto Sans JP" w:eastAsia="Noto Sans JP" w:hAnsi="Noto Sans JP"/>
                 <w:b w:val="false"/>
                 <w:bCs w:val="false"/>
                 <w:sz w:val="20"/>
@@ -4733,7 +4733,7 @@
           <w:p>
             <w:r>
               <w:rPr>
-                <w:rFonts w:ascii="游ゴシック" w:cs="游ゴシック" w:eastAsia="游ゴシック" w:hAnsi="游ゴシック"/>
+                <w:rFonts w:ascii="Noto Sans JP" w:cs="Noto Sans JP" w:eastAsia="Noto Sans JP" w:hAnsi="Noto Sans JP"/>
                 <w:b w:val="false"/>
                 <w:bCs w:val="false"/>
                 <w:sz w:val="20"/>
@@ -4765,7 +4765,7 @@
           <w:p>
             <w:r>
               <w:rPr>
-                <w:rFonts w:ascii="游ゴシック" w:cs="游ゴシック" w:eastAsia="游ゴシック" w:hAnsi="游ゴシック"/>
+                <w:rFonts w:ascii="Noto Sans JP" w:cs="Noto Sans JP" w:eastAsia="Noto Sans JP" w:hAnsi="Noto Sans JP"/>
                 <w:b w:val="false"/>
                 <w:bCs w:val="false"/>
                 <w:sz w:val="20"/>
@@ -4795,7 +4795,7 @@
           <w:p>
             <w:r>
               <w:rPr>
-                <w:rFonts w:ascii="游ゴシック" w:cs="游ゴシック" w:eastAsia="游ゴシック" w:hAnsi="游ゴシック"/>
+                <w:rFonts w:ascii="Noto Sans JP" w:cs="Noto Sans JP" w:eastAsia="Noto Sans JP" w:hAnsi="Noto Sans JP"/>
                 <w:b w:val="false"/>
                 <w:bCs w:val="false"/>
                 <w:sz w:val="20"/>
@@ -4825,7 +4825,7 @@
           <w:p>
             <w:r>
               <w:rPr>
-                <w:rFonts w:ascii="游ゴシック" w:cs="游ゴシック" w:eastAsia="游ゴシック" w:hAnsi="游ゴシック"/>
+                <w:rFonts w:ascii="Noto Sans JP" w:cs="Noto Sans JP" w:eastAsia="Noto Sans JP" w:hAnsi="Noto Sans JP"/>
                 <w:b w:val="false"/>
                 <w:bCs w:val="false"/>
                 <w:sz w:val="20"/>
@@ -4858,7 +4858,7 @@
           <w:p>
             <w:r>
               <w:rPr>
-                <w:rFonts w:ascii="游ゴシック" w:cs="游ゴシック" w:eastAsia="游ゴシック" w:hAnsi="游ゴシック"/>
+                <w:rFonts w:ascii="Noto Sans JP" w:cs="Noto Sans JP" w:eastAsia="Noto Sans JP" w:hAnsi="Noto Sans JP"/>
                 <w:b w:val="false"/>
                 <w:bCs w:val="false"/>
                 <w:sz w:val="20"/>
@@ -4889,7 +4889,7 @@
           <w:p>
             <w:r>
               <w:rPr>
-                <w:rFonts w:ascii="游ゴシック" w:cs="游ゴシック" w:eastAsia="游ゴシック" w:hAnsi="游ゴシック"/>
+                <w:rFonts w:ascii="Noto Sans JP" w:cs="Noto Sans JP" w:eastAsia="Noto Sans JP" w:hAnsi="Noto Sans JP"/>
                 <w:b w:val="false"/>
                 <w:bCs w:val="false"/>
                 <w:sz w:val="20"/>
@@ -4920,7 +4920,7 @@
           <w:p>
             <w:r>
               <w:rPr>
-                <w:rFonts w:ascii="游ゴシック" w:cs="游ゴシック" w:eastAsia="游ゴシック" w:hAnsi="游ゴシック"/>
+                <w:rFonts w:ascii="Noto Sans JP" w:cs="Noto Sans JP" w:eastAsia="Noto Sans JP" w:hAnsi="Noto Sans JP"/>
                 <w:b w:val="false"/>
                 <w:bCs w:val="false"/>
                 <w:sz w:val="20"/>
@@ -4947,7 +4947,7 @@
       </w:pPr>
       <w:r>
         <w:rPr>
-          <w:rFonts w:ascii="游ゴシック" w:cs="游ゴシック" w:eastAsia="游ゴシック" w:hAnsi="游ゴシック"/>
+          <w:rFonts w:ascii="Noto Sans JP" w:cs="Noto Sans JP" w:eastAsia="Noto Sans JP" w:hAnsi="Noto Sans JP"/>
           <w:b/>
           <w:bCs/>
           <w:color w:val="1E2761"/>
@@ -4963,7 +4963,7 @@
       </w:pPr>
       <w:r>
         <w:rPr>
-          <w:rFonts w:ascii="游ゴシック" w:cs="游ゴシック" w:eastAsia="游ゴシック" w:hAnsi="游ゴシック"/>
+          <w:rFonts w:ascii="Noto Sans JP" w:cs="Noto Sans JP" w:eastAsia="Noto Sans JP" w:hAnsi="Noto Sans JP"/>
           <w:b w:val="false"/>
           <w:bCs w:val="false"/>
           <w:sz w:val="21"/>
@@ -5011,7 +5011,7 @@
             </w:pPr>
             <w:r>
               <w:rPr>
-                <w:rFonts w:ascii="游ゴシック" w:cs="游ゴシック" w:eastAsia="游ゴシック" w:hAnsi="游ゴシック"/>
+                <w:rFonts w:ascii="Noto Sans JP" w:cs="Noto Sans JP" w:eastAsia="Noto Sans JP" w:hAnsi="Noto Sans JP"/>
                 <w:sz w:val="20"/>
                 <w:szCs w:val="20"/>
               </w:rPr>
@@ -5024,7 +5024,7 @@
             </w:pPr>
             <w:r>
               <w:rPr>
-                <w:rFonts w:ascii="游ゴシック" w:cs="游ゴシック" w:eastAsia="游ゴシック" w:hAnsi="游ゴシック"/>
+                <w:rFonts w:ascii="Noto Sans JP" w:cs="Noto Sans JP" w:eastAsia="Noto Sans JP" w:hAnsi="Noto Sans JP"/>
                 <w:sz w:val="20"/>
                 <w:szCs w:val="20"/>
               </w:rPr>
@@ -5095,7 +5095,7 @@
     </w:pPr>
     <w:r>
       <w:rPr>
-        <w:rFonts w:ascii="游ゴシック" w:cs="游ゴシック" w:eastAsia="游ゴシック" w:hAnsi="游ゴシック"/>
+        <w:rFonts w:ascii="Noto Sans JP" w:cs="Noto Sans JP" w:eastAsia="Noto Sans JP" w:hAnsi="Noto Sans JP"/>
         <w:color w:val="666666"/>
         <w:sz w:val="18"/>
         <w:szCs w:val="18"/>
@@ -5107,7 +5107,7 @@
     </w:r>
     <w:r>
       <w:rPr>
-        <w:rFonts w:ascii="游ゴシック" w:cs="游ゴシック" w:eastAsia="游ゴシック" w:hAnsi="游ゴシック"/>
+        <w:rFonts w:ascii="Noto Sans JP" w:cs="Noto Sans JP" w:eastAsia="Noto Sans JP" w:hAnsi="Noto Sans JP"/>
         <w:color w:val="666666"/>
         <w:sz w:val="18"/>
         <w:szCs w:val="18"/>
@@ -5116,7 +5116,7 @@
     </w:r>
     <w:r>
       <w:rPr>
-        <w:rFonts w:ascii="游ゴシック" w:cs="游ゴシック" w:eastAsia="游ゴシック" w:hAnsi="游ゴシック"/>
+        <w:rFonts w:ascii="Noto Sans JP" w:cs="Noto Sans JP" w:eastAsia="Noto Sans JP" w:hAnsi="Noto Sans JP"/>
         <w:color w:val="666666"/>
         <w:sz w:val="18"/>
         <w:szCs w:val="18"/>
@@ -5138,7 +5138,7 @@
     </w:pPr>
     <w:r>
       <w:rPr>
-        <w:rFonts w:ascii="游ゴシック" w:cs="游ゴシック" w:eastAsia="游ゴシック" w:hAnsi="游ゴシック"/>
+        <w:rFonts w:ascii="Noto Sans JP" w:cs="Noto Sans JP" w:eastAsia="Noto Sans JP" w:hAnsi="Noto Sans JP"/>
         <w:color w:val="666666"/>
         <w:sz w:val="18"/>
         <w:szCs w:val="18"/>
@@ -5150,7 +5150,7 @@
     </w:r>
     <w:r>
       <w:rPr>
-        <w:rFonts w:ascii="游ゴシック" w:cs="游ゴシック" w:eastAsia="游ゴシック" w:hAnsi="游ゴシック"/>
+        <w:rFonts w:ascii="Noto Sans JP" w:cs="Noto Sans JP" w:eastAsia="Noto Sans JP" w:hAnsi="Noto Sans JP"/>
         <w:color w:val="666666"/>
         <w:sz w:val="18"/>
         <w:szCs w:val="18"/>
@@ -5159,7 +5159,7 @@
     </w:r>
     <w:r>
       <w:rPr>
-        <w:rFonts w:ascii="游ゴシック" w:cs="游ゴシック" w:eastAsia="游ゴシック" w:hAnsi="游ゴシック"/>
+        <w:rFonts w:ascii="Noto Sans JP" w:cs="Noto Sans JP" w:eastAsia="Noto Sans JP" w:hAnsi="Noto Sans JP"/>
         <w:color w:val="666666"/>
         <w:sz w:val="18"/>
         <w:szCs w:val="18"/>
@@ -5223,7 +5223,7 @@
     </w:pPr>
     <w:r>
       <w:rPr>
-        <w:rFonts w:ascii="游ゴシック" w:cs="游ゴシック" w:eastAsia="游ゴシック" w:hAnsi="游ゴシック"/>
+        <w:rFonts w:ascii="Noto Sans JP" w:cs="Noto Sans JP" w:eastAsia="Noto Sans JP" w:hAnsi="Noto Sans JP"/>
         <w:color w:val="666666"/>
         <w:sz w:val="16"/>
         <w:szCs w:val="16"/>
@@ -5232,7 +5232,7 @@
     </w:r>
     <w:r>
       <w:rPr>
-        <w:rFonts w:ascii="游ゴシック" w:cs="游ゴシック" w:eastAsia="游ゴシック" w:hAnsi="游ゴシック"/>
+        <w:rFonts w:ascii="Noto Sans JP" w:cs="Noto Sans JP" w:eastAsia="Noto Sans JP" w:hAnsi="Noto Sans JP"/>
         <w:sz w:val="16"/>
         <w:szCs w:val="16"/>
       </w:rPr>
@@ -5240,7 +5240,7 @@
     </w:r>
     <w:r>
       <w:rPr>
-        <w:rFonts w:ascii="游ゴシック" w:cs="游ゴシック" w:eastAsia="游ゴシック" w:hAnsi="游ゴシック"/>
+        <w:rFonts w:ascii="Noto Sans JP" w:cs="Noto Sans JP" w:eastAsia="Noto Sans JP" w:hAnsi="Noto Sans JP"/>
         <w:color w:val="666666"/>
         <w:sz w:val="16"/>
         <w:szCs w:val="16"/>
@@ -5264,7 +5264,7 @@
     </w:pPr>
     <w:r>
       <w:rPr>
-        <w:rFonts w:ascii="游ゴシック" w:cs="游ゴシック" w:eastAsia="游ゴシック" w:hAnsi="游ゴシック"/>
+        <w:rFonts w:ascii="Noto Sans JP" w:cs="Noto Sans JP" w:eastAsia="Noto Sans JP" w:hAnsi="Noto Sans JP"/>
         <w:color w:val="666666"/>
         <w:sz w:val="16"/>
         <w:szCs w:val="16"/>
@@ -5273,7 +5273,7 @@
     </w:r>
     <w:r>
       <w:rPr>
-        <w:rFonts w:ascii="游ゴシック" w:cs="游ゴシック" w:eastAsia="游ゴシック" w:hAnsi="游ゴシック"/>
+        <w:rFonts w:ascii="Noto Sans JP" w:cs="Noto Sans JP" w:eastAsia="Noto Sans JP" w:hAnsi="Noto Sans JP"/>
         <w:sz w:val="16"/>
         <w:szCs w:val="16"/>
       </w:rPr>
@@ -5281,7 +5281,7 @@
     </w:r>
     <w:r>
       <w:rPr>
-        <w:rFonts w:ascii="游ゴシック" w:cs="游ゴシック" w:eastAsia="游ゴシック" w:hAnsi="游ゴシック"/>
+        <w:rFonts w:ascii="Noto Sans JP" w:cs="Noto Sans JP" w:eastAsia="Noto Sans JP" w:hAnsi="Noto Sans JP"/>
         <w:color w:val="666666"/>
         <w:sz w:val="16"/>
         <w:szCs w:val="16"/>
@@ -5389,7 +5389,7 @@
         <w:ind w:left="480" w:hanging="260"/>
       </w:pPr>
       <w:rPr>
-        <w:rFonts w:ascii="游ゴシック" w:cs="游ゴシック" w:eastAsia="游ゴシック" w:hAnsi="游ゴシック"/>
+        <w:rFonts w:ascii="Noto Sans JP" w:cs="Noto Sans JP" w:eastAsia="Noto Sans JP" w:hAnsi="Noto Sans JP"/>
         <w:color w:val="E8833A"/>
       </w:rPr>
     </w:lvl>
@@ -5711,7 +5711,7 @@
   <w:docDefaults>
     <w:rPrDefault>
       <w:rPr>
-        <w:rFonts w:ascii="游ゴシック" w:cs="游ゴシック" w:eastAsia="游ゴシック" w:hAnsi="游ゴシック"/>
+        <w:rFonts w:ascii="Noto Sans JP" w:cs="Noto Sans JP" w:eastAsia="Noto Sans JP" w:hAnsi="Noto Sans JP"/>
         <w:sz w:val="21"/>
         <w:szCs w:val="21"/>
       </w:rPr>
@@ -5898,7 +5898,7 @@
       <w:outlineLvl w:val="0"/>
     </w:pPr>
     <w:rPr>
-      <w:rFonts w:ascii="游ゴシック" w:cs="游ゴシック" w:eastAsia="游ゴシック" w:hAnsi="游ゴシック"/>
+      <w:rFonts w:ascii="Noto Sans JP" w:cs="Noto Sans JP" w:eastAsia="Noto Sans JP" w:hAnsi="Noto Sans JP"/>
       <w:b/>
       <w:bCs/>
       <w:color w:val="1E2761"/>
@@ -5915,7 +5915,7 @@
       <w:outlineLvl w:val="1"/>
     </w:pPr>
     <w:rPr>
-      <w:rFonts w:ascii="游ゴシック" w:cs="游ゴシック" w:eastAsia="游ゴシック" w:hAnsi="游ゴシック"/>
+      <w:rFonts w:ascii="Noto Sans JP" w:cs="Noto Sans JP" w:eastAsia="Noto Sans JP" w:hAnsi="Noto Sans JP"/>
       <w:b/>
       <w:bCs/>
       <w:color w:val="1E2761"/>

--- a/services/drawing-similarity-api/docs/onboarding/類似図面検索_導入手順書.docx
+++ b/services/drawing-similarity-api/docs/onboarding/類似図面検索_導入手順書.docx
@@ -291,6 +291,7 @@
       </w:tblGrid>
       <w:tr>
         <w:trPr>
+          <w:cantSplit/>
           <w:tblHeader/>
         </w:trPr>
         <w:tc>
@@ -359,6 +360,9 @@
         </w:tc>
       </w:tr>
       <w:tr>
+        <w:trPr>
+          <w:cantSplit/>
+        </w:trPr>
         <w:tc>
           <w:tcPr>
             <w:tcW w:type="dxa" w:w="2400"/>
@@ -421,6 +425,9 @@
         </w:tc>
       </w:tr>
       <w:tr>
+        <w:trPr>
+          <w:cantSplit/>
+        </w:trPr>
         <w:tc>
           <w:tcPr>
             <w:tcW w:type="dxa" w:w="2400"/>
@@ -485,6 +492,9 @@
         </w:tc>
       </w:tr>
       <w:tr>
+        <w:trPr>
+          <w:cantSplit/>
+        </w:trPr>
         <w:tc>
           <w:tcPr>
             <w:tcW w:type="dxa" w:w="2400"/>
@@ -547,6 +557,9 @@
         </w:tc>
       </w:tr>
       <w:tr>
+        <w:trPr>
+          <w:cantSplit/>
+        </w:trPr>
         <w:tc>
           <w:tcPr>
             <w:tcW w:type="dxa" w:w="2400"/>
@@ -611,6 +624,9 @@
         </w:tc>
       </w:tr>
       <w:tr>
+        <w:trPr>
+          <w:cantSplit/>
+        </w:trPr>
         <w:tc>
           <w:tcPr>
             <w:tcW w:type="dxa" w:w="2400"/>
@@ -732,6 +748,7 @@
       </w:tblGrid>
       <w:tr>
         <w:trPr>
+          <w:cantSplit/>
           <w:tblHeader/>
         </w:trPr>
         <w:tc>
@@ -832,6 +849,9 @@
         </w:tc>
       </w:tr>
       <w:tr>
+        <w:trPr>
+          <w:cantSplit/>
+        </w:trPr>
         <w:tc>
           <w:tcPr>
             <w:tcW w:type="dxa" w:w="4200"/>
@@ -924,6 +944,9 @@
         </w:tc>
       </w:tr>
       <w:tr>
+        <w:trPr>
+          <w:cantSplit/>
+        </w:trPr>
         <w:tc>
           <w:tcPr>
             <w:tcW w:type="dxa" w:w="4200"/>
@@ -1019,6 +1042,9 @@
         </w:tc>
       </w:tr>
       <w:tr>
+        <w:trPr>
+          <w:cantSplit/>
+        </w:trPr>
         <w:tc>
           <w:tcPr>
             <w:tcW w:type="dxa" w:w="4200"/>
@@ -1111,6 +1137,9 @@
         </w:tc>
       </w:tr>
       <w:tr>
+        <w:trPr>
+          <w:cantSplit/>
+        </w:trPr>
         <w:tc>
           <w:tcPr>
             <w:tcW w:type="dxa" w:w="4200"/>
@@ -1206,6 +1235,9 @@
         </w:tc>
       </w:tr>
       <w:tr>
+        <w:trPr>
+          <w:cantSplit/>
+        </w:trPr>
         <w:tc>
           <w:tcPr>
             <w:tcW w:type="dxa" w:w="4200"/>
@@ -1557,6 +1589,7 @@
       </w:tblGrid>
       <w:tr>
         <w:trPr>
+          <w:cantSplit/>
           <w:tblHeader/>
         </w:trPr>
         <w:tc>
@@ -1689,6 +1722,9 @@
         </w:tc>
       </w:tr>
       <w:tr>
+        <w:trPr>
+          <w:cantSplit/>
+        </w:trPr>
         <w:tc>
           <w:tcPr>
             <w:tcW w:type="dxa" w:w="1800"/>
@@ -1811,6 +1847,9 @@
         </w:tc>
       </w:tr>
       <w:tr>
+        <w:trPr>
+          <w:cantSplit/>
+        </w:trPr>
         <w:tc>
           <w:tcPr>
             <w:tcW w:type="dxa" w:w="1800"/>
@@ -1937,6 +1976,9 @@
         </w:tc>
       </w:tr>
       <w:tr>
+        <w:trPr>
+          <w:cantSplit/>
+        </w:trPr>
         <w:tc>
           <w:tcPr>
             <w:tcW w:type="dxa" w:w="1800"/>
@@ -2059,6 +2101,9 @@
         </w:tc>
       </w:tr>
       <w:tr>
+        <w:trPr>
+          <w:cantSplit/>
+        </w:trPr>
         <w:tc>
           <w:tcPr>
             <w:tcW w:type="dxa" w:w="1800"/>
@@ -2185,6 +2230,9 @@
         </w:tc>
       </w:tr>
       <w:tr>
+        <w:trPr>
+          <w:cantSplit/>
+        </w:trPr>
         <w:tc>
           <w:tcPr>
             <w:tcW w:type="dxa" w:w="1800"/>
@@ -2307,6 +2355,9 @@
         </w:tc>
       </w:tr>
       <w:tr>
+        <w:trPr>
+          <w:cantSplit/>
+        </w:trPr>
         <w:tc>
           <w:tcPr>
             <w:tcW w:type="dxa" w:w="1800"/>
@@ -2433,6 +2484,9 @@
         </w:tc>
       </w:tr>
       <w:tr>
+        <w:trPr>
+          <w:cantSplit/>
+        </w:trPr>
         <w:tc>
           <w:tcPr>
             <w:tcW w:type="dxa" w:w="1800"/>
@@ -2555,6 +2609,9 @@
         </w:tc>
       </w:tr>
       <w:tr>
+        <w:trPr>
+          <w:cantSplit/>
+        </w:trPr>
         <w:tc>
           <w:tcPr>
             <w:tcW w:type="dxa" w:w="1800"/>
@@ -2773,6 +2830,7 @@
       </w:tblGrid>
       <w:tr>
         <w:trPr>
+          <w:cantSplit/>
           <w:tblHeader/>
         </w:trPr>
         <w:tc>
@@ -2841,6 +2899,9 @@
         </w:tc>
       </w:tr>
       <w:tr>
+        <w:trPr>
+          <w:cantSplit/>
+        </w:trPr>
         <w:tc>
           <w:tcPr>
             <w:tcW w:type="dxa" w:w="2600"/>
@@ -2903,6 +2964,9 @@
         </w:tc>
       </w:tr>
       <w:tr>
+        <w:trPr>
+          <w:cantSplit/>
+        </w:trPr>
         <w:tc>
           <w:tcPr>
             <w:tcW w:type="dxa" w:w="2600"/>
@@ -2967,6 +3031,9 @@
         </w:tc>
       </w:tr>
       <w:tr>
+        <w:trPr>
+          <w:cantSplit/>
+        </w:trPr>
         <w:tc>
           <w:tcPr>
             <w:tcW w:type="dxa" w:w="2600"/>
@@ -3029,6 +3096,9 @@
         </w:tc>
       </w:tr>
       <w:tr>
+        <w:trPr>
+          <w:cantSplit/>
+        </w:trPr>
         <w:tc>
           <w:tcPr>
             <w:tcW w:type="dxa" w:w="2600"/>
@@ -3093,6 +3163,9 @@
         </w:tc>
       </w:tr>
       <w:tr>
+        <w:trPr>
+          <w:cantSplit/>
+        </w:trPr>
         <w:tc>
           <w:tcPr>
             <w:tcW w:type="dxa" w:w="2600"/>
@@ -3155,6 +3228,9 @@
         </w:tc>
       </w:tr>
       <w:tr>
+        <w:trPr>
+          <w:cantSplit/>
+        </w:trPr>
         <w:tc>
           <w:tcPr>
             <w:tcW w:type="dxa" w:w="2600"/>
@@ -3219,6 +3295,9 @@
         </w:tc>
       </w:tr>
       <w:tr>
+        <w:trPr>
+          <w:cantSplit/>
+        </w:trPr>
         <w:tc>
           <w:tcPr>
             <w:tcW w:type="dxa" w:w="2600"/>
@@ -3457,6 +3536,7 @@
       </w:tblGrid>
       <w:tr>
         <w:trPr>
+          <w:cantSplit/>
           <w:tblHeader/>
         </w:trPr>
         <w:tc>
@@ -3525,6 +3605,9 @@
         </w:tc>
       </w:tr>
       <w:tr>
+        <w:trPr>
+          <w:cantSplit/>
+        </w:trPr>
         <w:tc>
           <w:tcPr>
             <w:tcW w:type="dxa" w:w="4200"/>
@@ -3587,6 +3670,9 @@
         </w:tc>
       </w:tr>
       <w:tr>
+        <w:trPr>
+          <w:cantSplit/>
+        </w:trPr>
         <w:tc>
           <w:tcPr>
             <w:tcW w:type="dxa" w:w="4200"/>
@@ -3907,6 +3993,7 @@
       </w:tblGrid>
       <w:tr>
         <w:trPr>
+          <w:cantSplit/>
           <w:tblHeader/>
         </w:trPr>
         <w:tc>
@@ -3975,6 +4062,9 @@
         </w:tc>
       </w:tr>
       <w:tr>
+        <w:trPr>
+          <w:cantSplit/>
+        </w:trPr>
         <w:tc>
           <w:tcPr>
             <w:tcW w:type="dxa" w:w="800"/>
@@ -4037,6 +4127,9 @@
         </w:tc>
       </w:tr>
       <w:tr>
+        <w:trPr>
+          <w:cantSplit/>
+        </w:trPr>
         <w:tc>
           <w:tcPr>
             <w:tcW w:type="dxa" w:w="800"/>
@@ -4101,6 +4194,9 @@
         </w:tc>
       </w:tr>
       <w:tr>
+        <w:trPr>
+          <w:cantSplit/>
+        </w:trPr>
         <w:tc>
           <w:tcPr>
             <w:tcW w:type="dxa" w:w="800"/>
@@ -4163,6 +4259,9 @@
         </w:tc>
       </w:tr>
       <w:tr>
+        <w:trPr>
+          <w:cantSplit/>
+        </w:trPr>
         <w:tc>
           <w:tcPr>
             <w:tcW w:type="dxa" w:w="800"/>
@@ -4271,6 +4370,7 @@
       </w:tblGrid>
       <w:tr>
         <w:trPr>
+          <w:cantSplit/>
           <w:tblHeader/>
         </w:trPr>
         <w:tc>
@@ -4371,6 +4471,9 @@
         </w:tc>
       </w:tr>
       <w:tr>
+        <w:trPr>
+          <w:cantSplit/>
+        </w:trPr>
         <w:tc>
           <w:tcPr>
             <w:tcW w:type="dxa" w:w="2400"/>
@@ -4463,6 +4566,9 @@
         </w:tc>
       </w:tr>
       <w:tr>
+        <w:trPr>
+          <w:cantSplit/>
+        </w:trPr>
         <w:tc>
           <w:tcPr>
             <w:tcW w:type="dxa" w:w="2400"/>
@@ -4558,6 +4664,9 @@
         </w:tc>
       </w:tr>
       <w:tr>
+        <w:trPr>
+          <w:cantSplit/>
+        </w:trPr>
         <w:tc>
           <w:tcPr>
             <w:tcW w:type="dxa" w:w="2400"/>
@@ -4650,6 +4759,9 @@
         </w:tc>
       </w:tr>
       <w:tr>
+        <w:trPr>
+          <w:cantSplit/>
+        </w:trPr>
         <w:tc>
           <w:tcPr>
             <w:tcW w:type="dxa" w:w="2400"/>
@@ -4745,6 +4857,9 @@
         </w:tc>
       </w:tr>
       <w:tr>
+        <w:trPr>
+          <w:cantSplit/>
+        </w:trPr>
         <w:tc>
           <w:tcPr>
             <w:tcW w:type="dxa" w:w="2400"/>
@@ -4837,6 +4952,9 @@
         </w:tc>
       </w:tr>
       <w:tr>
+        <w:trPr>
+          <w:cantSplit/>
+        </w:trPr>
         <w:tc>
           <w:tcPr>
             <w:tcW w:type="dxa" w:w="2400"/>

--- a/services/drawing-similarity-api/docs/onboarding/類似図面検索_導入手順書.docx
+++ b/services/drawing-similarity-api/docs/onboarding/類似図面検索_導入手順書.docx
@@ -170,25 +170,292 @@
         <w:t xml:space="preserve">目次</w:t>
       </w:r>
     </w:p>
-    <w:sdt>
-      <w:sdtPr>
-        <w:alias w:val="目次"/>
-      </w:sdtPr>
-      <w:sdtContent>
-        <w:p>
-          <w:r>
-            <w:fldChar w:fldCharType="begin" w:dirty="true"/>
-            <w:instrText xml:space="preserve">TOC \h \o "1-2"</w:instrText>
-            <w:fldChar w:fldCharType="separate"/>
-          </w:r>
-        </w:p>
-        <w:p>
-          <w:r>
-            <w:fldChar w:fldCharType="end"/>
-          </w:r>
-        </w:p>
-      </w:sdtContent>
-    </w:sdt>
+    <w:p>
+      <w:pPr>
+        <w:tabs>
+          <w:tab w:val="right" w:pos="9028" w:leader="dot"/>
+        </w:tabs>
+        <w:spacing w:after="80"/>
+        <w:ind w:left="0"/>
+      </w:pPr>
+      <w:hyperlink w:history="1" w:anchor="s1">
+        <w:r>
+          <w:rPr>
+            <w:rFonts w:ascii="Noto Sans JP" w:cs="Noto Sans JP" w:eastAsia="Noto Sans JP" w:hAnsi="Noto Sans JP"/>
+            <w:color w:val="1A1A1A"/>
+            <w:sz w:val="21"/>
+            <w:szCs w:val="21"/>
+          </w:rPr>
+          <w:t xml:space="preserve">1. はじめに</w:t>
+          <w:tab/>
+          <w:t xml:space="preserve">3</w:t>
+        </w:r>
+      </w:hyperlink>
+    </w:p>
+    <w:p>
+      <w:pPr>
+        <w:tabs>
+          <w:tab w:val="right" w:pos="9028" w:leader="dot"/>
+        </w:tabs>
+        <w:spacing w:after="60"/>
+        <w:ind w:left="360"/>
+      </w:pPr>
+      <w:hyperlink w:history="1" w:anchor="s1-1">
+        <w:r>
+          <w:rPr>
+            <w:rFonts w:ascii="Noto Sans JP" w:cs="Noto Sans JP" w:eastAsia="Noto Sans JP" w:hAnsi="Noto Sans JP"/>
+            <w:color w:val="1A1A1A"/>
+            <w:sz w:val="20"/>
+            <w:szCs w:val="20"/>
+          </w:rPr>
+          <w:t xml:space="preserve">前提条件</w:t>
+          <w:tab/>
+          <w:t xml:space="preserve">3</w:t>
+        </w:r>
+      </w:hyperlink>
+    </w:p>
+    <w:p>
+      <w:pPr>
+        <w:tabs>
+          <w:tab w:val="right" w:pos="9028" w:leader="dot"/>
+        </w:tabs>
+        <w:spacing w:after="80"/>
+        <w:ind w:left="0"/>
+      </w:pPr>
+      <w:hyperlink w:history="1" w:anchor="s2">
+        <w:r>
+          <w:rPr>
+            <w:rFonts w:ascii="Noto Sans JP" w:cs="Noto Sans JP" w:eastAsia="Noto Sans JP" w:hAnsi="Noto Sans JP"/>
+            <w:color w:val="1A1A1A"/>
+            <w:sz w:val="21"/>
+            <w:szCs w:val="21"/>
+          </w:rPr>
+          <w:t xml:space="preserve">2. 導入の全体像</w:t>
+          <w:tab/>
+          <w:t xml:space="preserve">3</w:t>
+        </w:r>
+      </w:hyperlink>
+    </w:p>
+    <w:p>
+      <w:pPr>
+        <w:tabs>
+          <w:tab w:val="right" w:pos="9028" w:leader="dot"/>
+        </w:tabs>
+        <w:spacing w:after="80"/>
+        <w:ind w:left="0"/>
+      </w:pPr>
+      <w:hyperlink w:history="1" w:anchor="s3">
+        <w:r>
+          <w:rPr>
+            <w:rFonts w:ascii="Noto Sans JP" w:cs="Noto Sans JP" w:eastAsia="Noto Sans JP" w:hAnsi="Noto Sans JP"/>
+            <w:color w:val="1A1A1A"/>
+            <w:sz w:val="21"/>
+            <w:szCs w:val="21"/>
+          </w:rPr>
+          <w:t xml:space="preserve">3. STEP 1　プラグインのインストール</w:t>
+          <w:tab/>
+          <w:t xml:space="preserve">3</w:t>
+        </w:r>
+      </w:hyperlink>
+    </w:p>
+    <w:p>
+      <w:pPr>
+        <w:tabs>
+          <w:tab w:val="right" w:pos="9028" w:leader="dot"/>
+        </w:tabs>
+        <w:spacing w:after="80"/>
+        <w:ind w:left="0"/>
+      </w:pPr>
+      <w:hyperlink w:history="1" w:anchor="s4">
+        <w:r>
+          <w:rPr>
+            <w:rFonts w:ascii="Noto Sans JP" w:cs="Noto Sans JP" w:eastAsia="Noto Sans JP" w:hAnsi="Noto Sans JP"/>
+            <w:color w:val="1A1A1A"/>
+            <w:sz w:val="21"/>
+            <w:szCs w:val="21"/>
+          </w:rPr>
+          <w:t xml:space="preserve">4. STEP 2　アプリの準備</w:t>
+          <w:tab/>
+          <w:t xml:space="preserve">4</w:t>
+        </w:r>
+      </w:hyperlink>
+    </w:p>
+    <w:p>
+      <w:pPr>
+        <w:tabs>
+          <w:tab w:val="right" w:pos="9028" w:leader="dot"/>
+        </w:tabs>
+        <w:spacing w:after="80"/>
+        <w:ind w:left="0"/>
+      </w:pPr>
+      <w:hyperlink w:history="1" w:anchor="s5">
+        <w:r>
+          <w:rPr>
+            <w:rFonts w:ascii="Noto Sans JP" w:cs="Noto Sans JP" w:eastAsia="Noto Sans JP" w:hAnsi="Noto Sans JP"/>
+            <w:color w:val="1A1A1A"/>
+            <w:sz w:val="21"/>
+            <w:szCs w:val="21"/>
+          </w:rPr>
+          <w:t xml:space="preserve">5. STEP 3　プラグイン設定</w:t>
+          <w:tab/>
+          <w:t xml:space="preserve">5</w:t>
+        </w:r>
+      </w:hyperlink>
+    </w:p>
+    <w:p>
+      <w:pPr>
+        <w:tabs>
+          <w:tab w:val="right" w:pos="9028" w:leader="dot"/>
+        </w:tabs>
+        <w:spacing w:after="60"/>
+        <w:ind w:left="360"/>
+      </w:pPr>
+      <w:hyperlink w:history="1" w:anchor="s5-1">
+        <w:r>
+          <w:rPr>
+            <w:rFonts w:ascii="Noto Sans JP" w:cs="Noto Sans JP" w:eastAsia="Noto Sans JP" w:hAnsi="Noto Sans JP"/>
+            <w:color w:val="1A1A1A"/>
+            <w:sz w:val="20"/>
+            <w:szCs w:val="20"/>
+          </w:rPr>
+          <w:t xml:space="preserve">5.1 設定項目</w:t>
+          <w:tab/>
+          <w:t xml:space="preserve">5</w:t>
+        </w:r>
+      </w:hyperlink>
+    </w:p>
+    <w:p>
+      <w:pPr>
+        <w:tabs>
+          <w:tab w:val="right" w:pos="9028" w:leader="dot"/>
+        </w:tabs>
+        <w:spacing w:after="60"/>
+        <w:ind w:left="360"/>
+      </w:pPr>
+      <w:hyperlink w:history="1" w:anchor="s5-2">
+        <w:r>
+          <w:rPr>
+            <w:rFonts w:ascii="Noto Sans JP" w:cs="Noto Sans JP" w:eastAsia="Noto Sans JP" w:hAnsi="Noto Sans JP"/>
+            <w:color w:val="1A1A1A"/>
+            <w:sz w:val="20"/>
+            <w:szCs w:val="20"/>
+          </w:rPr>
+          <w:t xml:space="preserve">5.2 設定の流れ</w:t>
+          <w:tab/>
+          <w:t xml:space="preserve">5</w:t>
+        </w:r>
+      </w:hyperlink>
+    </w:p>
+    <w:p>
+      <w:pPr>
+        <w:tabs>
+          <w:tab w:val="right" w:pos="9028" w:leader="dot"/>
+        </w:tabs>
+        <w:spacing w:after="60"/>
+        <w:ind w:left="360"/>
+      </w:pPr>
+      <w:hyperlink w:history="1" w:anchor="s5-3">
+        <w:r>
+          <w:rPr>
+            <w:rFonts w:ascii="Noto Sans JP" w:cs="Noto Sans JP" w:eastAsia="Noto Sans JP" w:hAnsi="Noto Sans JP"/>
+            <w:color w:val="1A1A1A"/>
+            <w:sz w:val="20"/>
+            <w:szCs w:val="20"/>
+          </w:rPr>
+          <w:t xml:space="preserve">5.3 接続テストが失敗した場合</w:t>
+          <w:tab/>
+          <w:t xml:space="preserve">5</w:t>
+        </w:r>
+      </w:hyperlink>
+    </w:p>
+    <w:p>
+      <w:pPr>
+        <w:tabs>
+          <w:tab w:val="right" w:pos="9028" w:leader="dot"/>
+        </w:tabs>
+        <w:spacing w:after="80"/>
+        <w:ind w:left="0"/>
+      </w:pPr>
+      <w:hyperlink w:history="1" w:anchor="s6">
+        <w:r>
+          <w:rPr>
+            <w:rFonts w:ascii="Noto Sans JP" w:cs="Noto Sans JP" w:eastAsia="Noto Sans JP" w:hAnsi="Noto Sans JP"/>
+            <w:color w:val="1A1A1A"/>
+            <w:sz w:val="21"/>
+            <w:szCs w:val="21"/>
+          </w:rPr>
+          <w:t xml:space="preserve">6. STEP 4　既存図面の一括登録</w:t>
+          <w:tab/>
+          <w:t xml:space="preserve">6</w:t>
+        </w:r>
+      </w:hyperlink>
+    </w:p>
+    <w:p>
+      <w:pPr>
+        <w:tabs>
+          <w:tab w:val="right" w:pos="9028" w:leader="dot"/>
+        </w:tabs>
+        <w:spacing w:after="80"/>
+        <w:ind w:left="0"/>
+      </w:pPr>
+      <w:hyperlink w:history="1" w:anchor="s7">
+        <w:r>
+          <w:rPr>
+            <w:rFonts w:ascii="Noto Sans JP" w:cs="Noto Sans JP" w:eastAsia="Noto Sans JP" w:hAnsi="Noto Sans JP"/>
+            <w:color w:val="1A1A1A"/>
+            <w:sz w:val="21"/>
+            <w:szCs w:val="21"/>
+          </w:rPr>
+          <w:t xml:space="preserve">7. STEP 5　動作確認チェックリスト</w:t>
+          <w:tab/>
+          <w:t xml:space="preserve">6</w:t>
+        </w:r>
+      </w:hyperlink>
+    </w:p>
+    <w:p>
+      <w:pPr>
+        <w:tabs>
+          <w:tab w:val="right" w:pos="9028" w:leader="dot"/>
+        </w:tabs>
+        <w:spacing w:after="80"/>
+        <w:ind w:left="0"/>
+      </w:pPr>
+      <w:hyperlink w:history="1" w:anchor="s8">
+        <w:r>
+          <w:rPr>
+            <w:rFonts w:ascii="Noto Sans JP" w:cs="Noto Sans JP" w:eastAsia="Noto Sans JP" w:hAnsi="Noto Sans JP"/>
+            <w:color w:val="1A1A1A"/>
+            <w:sz w:val="21"/>
+            <w:szCs w:val="21"/>
+          </w:rPr>
+          <w:t xml:space="preserve">8. トラブルシューティング</w:t>
+          <w:tab/>
+          <w:t xml:space="preserve">7</w:t>
+        </w:r>
+      </w:hyperlink>
+    </w:p>
+    <w:p>
+      <w:pPr>
+        <w:tabs>
+          <w:tab w:val="right" w:pos="9028" w:leader="dot"/>
+        </w:tabs>
+        <w:spacing w:after="80"/>
+        <w:ind w:left="0"/>
+      </w:pPr>
+      <w:hyperlink w:history="1" w:anchor="s9">
+        <w:r>
+          <w:rPr>
+            <w:rFonts w:ascii="Noto Sans JP" w:cs="Noto Sans JP" w:eastAsia="Noto Sans JP" w:hAnsi="Noto Sans JP"/>
+            <w:color w:val="1A1A1A"/>
+            <w:sz w:val="21"/>
+            <w:szCs w:val="21"/>
+          </w:rPr>
+          <w:t xml:space="preserve">9. お問い合わせ</w:t>
+          <w:tab/>
+          <w:t xml:space="preserve">7</w:t>
+        </w:r>
+      </w:hyperlink>
+    </w:p>
     <w:p>
       <w:r>
         <w:br w:type="page"/>
@@ -214,6 +481,7 @@
         </w:pBdr>
         <w:spacing w:after="160" w:before="320"/>
       </w:pPr>
+      <w:bookmarkStart w:name="s1" w:id="1"/>
       <w:r>
         <w:rPr>
           <w:rFonts w:ascii="Noto Sans JP" w:cs="Noto Sans JP" w:eastAsia="Noto Sans JP" w:hAnsi="Noto Sans JP"/>
@@ -225,6 +493,7 @@
         </w:rPr>
         <w:t xml:space="preserve">1. はじめに</w:t>
       </w:r>
+      <w:bookmarkEnd w:id="1"/>
     </w:p>
     <w:p>
       <w:pPr>
@@ -261,6 +530,7 @@
         <w:pStyle w:val="Heading2"/>
         <w:spacing w:after="120" w:before="260"/>
       </w:pPr>
+      <w:bookmarkStart w:name="s1-1" w:id="2"/>
       <w:r>
         <w:rPr>
           <w:rFonts w:ascii="Noto Sans JP" w:cs="Noto Sans JP" w:eastAsia="Noto Sans JP" w:hAnsi="Noto Sans JP"/>
@@ -272,6 +542,7 @@
         </w:rPr>
         <w:t xml:space="preserve">前提条件</w:t>
       </w:r>
+      <w:bookmarkEnd w:id="2"/>
     </w:p>
     <w:tbl>
       <w:tblPr>
@@ -702,6 +973,7 @@
         </w:pBdr>
         <w:spacing w:after="160" w:before="320"/>
       </w:pPr>
+      <w:bookmarkStart w:name="s2" w:id="3"/>
       <w:r>
         <w:rPr>
           <w:rFonts w:ascii="Noto Sans JP" w:cs="Noto Sans JP" w:eastAsia="Noto Sans JP" w:hAnsi="Noto Sans JP"/>
@@ -713,6 +985,7 @@
         </w:rPr>
         <w:t xml:space="preserve">2. 導入の全体像</w:t>
       </w:r>
+      <w:bookmarkEnd w:id="3"/>
     </w:p>
     <w:p>
       <w:pPr>
@@ -1343,6 +1616,7 @@
         </w:pBdr>
         <w:spacing w:after="160" w:before="320"/>
       </w:pPr>
+      <w:bookmarkStart w:name="s3" w:id="4"/>
       <w:r>
         <w:rPr>
           <w:rFonts w:ascii="Noto Sans JP" w:cs="Noto Sans JP" w:eastAsia="Noto Sans JP" w:hAnsi="Noto Sans JP"/>
@@ -1354,6 +1628,7 @@
         </w:rPr>
         <w:t xml:space="preserve">3. STEP 1　プラグインのインストール</w:t>
       </w:r>
+      <w:bookmarkEnd w:id="4"/>
     </w:p>
     <w:p>
       <w:pPr>
@@ -1542,6 +1817,7 @@
         </w:pBdr>
         <w:spacing w:after="160" w:before="320"/>
       </w:pPr>
+      <w:bookmarkStart w:name="s4" w:id="5"/>
       <w:r>
         <w:rPr>
           <w:rFonts w:ascii="Noto Sans JP" w:cs="Noto Sans JP" w:eastAsia="Noto Sans JP" w:hAnsi="Noto Sans JP"/>
@@ -1553,6 +1829,7 @@
         </w:rPr>
         <w:t xml:space="preserve">4. STEP 2　アプリの準備</w:t>
       </w:r>
+      <w:bookmarkEnd w:id="5"/>
     </w:p>
     <w:p>
       <w:pPr>
@@ -2768,6 +3045,7 @@
         </w:pBdr>
         <w:spacing w:after="160" w:before="320"/>
       </w:pPr>
+      <w:bookmarkStart w:name="s5" w:id="6"/>
       <w:r>
         <w:rPr>
           <w:rFonts w:ascii="Noto Sans JP" w:cs="Noto Sans JP" w:eastAsia="Noto Sans JP" w:hAnsi="Noto Sans JP"/>
@@ -2779,6 +3057,7 @@
         </w:rPr>
         <w:t xml:space="preserve">5. STEP 3　プラグイン設定</w:t>
       </w:r>
+      <w:bookmarkEnd w:id="6"/>
     </w:p>
     <w:p>
       <w:pPr>
@@ -2800,6 +3079,7 @@
         <w:pStyle w:val="Heading2"/>
         <w:spacing w:after="120" w:before="260"/>
       </w:pPr>
+      <w:bookmarkStart w:name="s5-1" w:id="7"/>
       <w:r>
         <w:rPr>
           <w:rFonts w:ascii="Noto Sans JP" w:cs="Noto Sans JP" w:eastAsia="Noto Sans JP" w:hAnsi="Noto Sans JP"/>
@@ -2811,6 +3091,7 @@
         </w:rPr>
         <w:t xml:space="preserve">5.1 設定項目</w:t>
       </w:r>
+      <w:bookmarkEnd w:id="7"/>
     </w:p>
     <w:tbl>
       <w:tblPr>
@@ -3365,6 +3646,7 @@
         <w:pStyle w:val="Heading2"/>
         <w:spacing w:after="120" w:before="260"/>
       </w:pPr>
+      <w:bookmarkStart w:name="s5-2" w:id="8"/>
       <w:r>
         <w:rPr>
           <w:rFonts w:ascii="Noto Sans JP" w:cs="Noto Sans JP" w:eastAsia="Noto Sans JP" w:hAnsi="Noto Sans JP"/>
@@ -3376,6 +3658,7 @@
         </w:rPr>
         <w:t xml:space="preserve">5.2 設定の流れ</w:t>
       </w:r>
+      <w:bookmarkEnd w:id="8"/>
     </w:p>
     <w:p>
       <w:pPr>
@@ -3506,6 +3789,7 @@
         <w:pStyle w:val="Heading2"/>
         <w:spacing w:after="120" w:before="260"/>
       </w:pPr>
+      <w:bookmarkStart w:name="s5-3" w:id="9"/>
       <w:r>
         <w:rPr>
           <w:rFonts w:ascii="Noto Sans JP" w:cs="Noto Sans JP" w:eastAsia="Noto Sans JP" w:hAnsi="Noto Sans JP"/>
@@ -3517,6 +3801,7 @@
         </w:rPr>
         <w:t xml:space="preserve">5.3 接続テストが失敗した場合</w:t>
       </w:r>
+      <w:bookmarkEnd w:id="9"/>
     </w:p>
     <w:tbl>
       <w:tblPr>
@@ -3750,6 +4035,7 @@
         </w:pBdr>
         <w:spacing w:after="160" w:before="320"/>
       </w:pPr>
+      <w:bookmarkStart w:name="s6" w:id="10"/>
       <w:r>
         <w:rPr>
           <w:rFonts w:ascii="Noto Sans JP" w:cs="Noto Sans JP" w:eastAsia="Noto Sans JP" w:hAnsi="Noto Sans JP"/>
@@ -3761,6 +4047,7 @@
         </w:rPr>
         <w:t xml:space="preserve">6. STEP 4　既存図面の一括登録</w:t>
       </w:r>
+      <w:bookmarkEnd w:id="10"/>
     </w:p>
     <w:p>
       <w:pPr>
@@ -3948,6 +4235,7 @@
         </w:pBdr>
         <w:spacing w:after="160" w:before="320"/>
       </w:pPr>
+      <w:bookmarkStart w:name="s7" w:id="11"/>
       <w:r>
         <w:rPr>
           <w:rFonts w:ascii="Noto Sans JP" w:cs="Noto Sans JP" w:eastAsia="Noto Sans JP" w:hAnsi="Noto Sans JP"/>
@@ -3959,6 +4247,7 @@
         </w:rPr>
         <w:t xml:space="preserve">7. STEP 5　動作確認チェックリスト</w:t>
       </w:r>
+      <w:bookmarkEnd w:id="11"/>
     </w:p>
     <w:p>
       <w:pPr>
@@ -4339,6 +4628,7 @@
         </w:pBdr>
         <w:spacing w:after="160" w:before="320"/>
       </w:pPr>
+      <w:bookmarkStart w:name="s8" w:id="12"/>
       <w:r>
         <w:rPr>
           <w:rFonts w:ascii="Noto Sans JP" w:cs="Noto Sans JP" w:eastAsia="Noto Sans JP" w:hAnsi="Noto Sans JP"/>
@@ -4350,6 +4640,7 @@
         </w:rPr>
         <w:t xml:space="preserve">8. トラブルシューティング</w:t>
       </w:r>
+      <w:bookmarkEnd w:id="12"/>
     </w:p>
     <w:tbl>
       <w:tblPr>
@@ -5063,6 +5354,7 @@
         </w:pBdr>
         <w:spacing w:after="160" w:before="320"/>
       </w:pPr>
+      <w:bookmarkStart w:name="s9" w:id="13"/>
       <w:r>
         <w:rPr>
           <w:rFonts w:ascii="Noto Sans JP" w:cs="Noto Sans JP" w:eastAsia="Noto Sans JP" w:hAnsi="Noto Sans JP"/>
@@ -5074,6 +5366,7 @@
         </w:rPr>
         <w:t xml:space="preserve">9. お問い合わせ</w:t>
       </w:r>
+      <w:bookmarkEnd w:id="13"/>
     </w:p>
     <w:p>
       <w:pPr>
